--- a/exercises/Bài tập 079 - Từ hạn định và lượng từ nâng cao.docx
+++ b/exercises/Bài tập 079 - Từ hạn định và lượng từ nâng cao.docx
@@ -1,621 +1,2894 @@
 
 <file path=word/document.xml><?xml version="1.0" encoding="utf-8"?>
-<w:document xmlns:w="http://schemas.openxmlformats.org/wordprocessingml/2006/main">
+<w:document xmlns:wpc="http://schemas.microsoft.com/office/word/2010/wordprocessingCanvas" xmlns:cx="http://schemas.microsoft.com/office/drawing/2014/chartex" xmlns:cx1="http://schemas.microsoft.com/office/drawing/2015/9/8/chartex" xmlns:cx2="http://schemas.microsoft.com/office/drawing/2015/10/21/chartex" xmlns:cx3="http://schemas.microsoft.com/office/drawing/2016/5/9/chartex" xmlns:cx4="http://schemas.microsoft.com/office/drawing/2016/5/10/chartex" xmlns:cx5="http://schemas.microsoft.com/office/drawing/2016/5/11/chartex" xmlns:cx6="http://schemas.microsoft.com/office/drawing/2016/5/12/chartex" xmlns:cx7="http://schemas.microsoft.com/office/drawing/2016/5/13/chartex" xmlns:cx8="http://schemas.microsoft.com/office/drawing/2016/5/14/chartex" xmlns:mc="http://schemas.openxmlformats.org/markup-compatibility/2006" xmlns:aink="http://schemas.microsoft.com/office/drawing/2016/ink" xmlns:am3d="http://schemas.microsoft.com/office/drawing/2017/model3d" xmlns:o="urn:schemas-microsoft-com:office:office" xmlns:oel="http://schemas.microsoft.com/office/2019/extlst" xmlns:r="http://schemas.openxmlformats.org/officeDocument/2006/relationships" xmlns:m="http://schemas.openxmlformats.org/officeDocument/2006/math" xmlns:v="urn:schemas-microsoft-com:vml" xmlns:wp14="http://schemas.microsoft.com/office/word/2010/wordprocessingDrawing" xmlns:wp="http://schemas.openxmlformats.org/drawingml/2006/wordprocessingDrawing" xmlns:w10="urn:schemas-microsoft-com:office:word" xmlns:w="http://schemas.openxmlformats.org/wordprocessingml/2006/main" xmlns:w14="http://schemas.microsoft.com/office/word/2010/wordml" xmlns:w15="http://schemas.microsoft.com/office/word/2012/wordml" xmlns:w16cex="http://schemas.microsoft.com/office/word/2018/wordml/cex" xmlns:w16cid="http://schemas.microsoft.com/office/word/2016/wordml/cid" xmlns:w16="http://schemas.microsoft.com/office/word/2018/wordml" xmlns:w16du="http://schemas.microsoft.com/office/word/2023/wordml/word16du" xmlns:w16sdtdh="http://schemas.microsoft.com/office/word/2020/wordml/sdtdatahash" xmlns:w16sdtfl="http://schemas.microsoft.com/office/word/2024/wordml/sdtformatlock" xmlns:w16se="http://schemas.microsoft.com/office/word/2015/wordml/symex" xmlns:wpg="http://schemas.microsoft.com/office/word/2010/wordprocessingGroup" xmlns:wpi="http://schemas.microsoft.com/office/word/2010/wordprocessingInk" xmlns:wne="http://schemas.microsoft.com/office/word/2006/wordml" xmlns:wps="http://schemas.microsoft.com/office/word/2010/wordprocessingShape" mc:Ignorable="w14 w15 w16se w16cid w16 w16cex w16sdtdh w16sdtfl w16du wp14">
   <w:body>
     <w:p>
-      <w:r>
-        <w:rPr>
-          <w:b/>
-        </w:rPr>
-        <w:t xml:space="preserve">BÀI TẬP NGÀY 79</w:t>
-      </w:r>
-    </w:p>
-    <w:p>
-      <w:r>
-        <w:t xml:space="preserve">TỪ HẠN ĐỊNH VÀ LƯỢNG TỪ NÂNG CAO</w:t>
-      </w:r>
-    </w:p>
-    <w:p>
-      <w:r>
-        <w:t xml:space="preserve">10 phần – 100 điểm | Thời gian gợi ý: 70–85 phút</w:t>
-      </w:r>
-    </w:p>
-    <w:p>
-      <w:r>
-        <w:t xml:space="preserve">Họ và tên: __________________________                         Điểm: ________/100</w:t>
-      </w:r>
-    </w:p>
-    <w:p>
-      <w:r>
-        <w:rPr>
-          <w:b/>
-        </w:rPr>
-        <w:t xml:space="preserve">PHẦN 1. ANOTHER / OTHER / OTHERS (10 điểm)</w:t>
-      </w:r>
-    </w:p>
-    <w:p>
-      <w:r>
-        <w:t xml:space="preserve">1. I need ___ pen.</w:t>
-      </w:r>
-    </w:p>
-    <w:p>
-      <w:r>
-        <w:t xml:space="preserve">2. Some students read; ___ talked quietly.</w:t>
-      </w:r>
-    </w:p>
-    <w:p>
-      <w:r>
-        <w:t xml:space="preserve">3. Do you have any ___ questions?</w:t>
-      </w:r>
-    </w:p>
-    <w:p>
-      <w:r>
-        <w:t xml:space="preserve">4. This chair is broken. Please bring ___.</w:t>
-      </w:r>
-    </w:p>
-    <w:p>
-      <w:r>
-        <w:t xml:space="preserve">5. We need ___ information before deciding.</w:t>
-      </w:r>
-    </w:p>
-    <w:p>
-      <w:r>
-        <w:t xml:space="preserve">6. One solution is expensive; ___ is impractical.</w:t>
-      </w:r>
-    </w:p>
-    <w:p>
-      <w:r>
-        <w:t xml:space="preserve">7. She stayed for ___ two days.</w:t>
-      </w:r>
-    </w:p>
-    <w:p>
-      <w:r>
-        <w:t xml:space="preserve">8. Some books are new; ___ are second-hand.</w:t>
-      </w:r>
-    </w:p>
-    <w:p>
-      <w:r>
-        <w:t xml:space="preserve">9. Are there any ___ ways to solve it?</w:t>
-      </w:r>
-    </w:p>
-    <w:p>
-      <w:r>
-        <w:t xml:space="preserve">10. I do not like this color. Show me ___.</w:t>
-      </w:r>
-    </w:p>
-    <w:p>
-      <w:r>
-        <w:rPr>
-          <w:b/>
-        </w:rPr>
-        <w:t xml:space="preserve">PHẦN 2. THE OTHER / THE OTHERS (10 điểm)</w:t>
-      </w:r>
-    </w:p>
-    <w:p>
-      <w:r>
-        <w:t xml:space="preserve">1. I have two brothers. One is a teacher; ___ is a doctor.</w:t>
-      </w:r>
-    </w:p>
-    <w:p>
-      <w:r>
-        <w:t xml:space="preserve">2. Five students are here; ___ are outside.</w:t>
-      </w:r>
-    </w:p>
-    <w:p>
-      <w:r>
-        <w:t xml:space="preserve">3. One shoe is under the bed. Where is ___ shoe?</w:t>
-      </w:r>
-    </w:p>
-    <w:p>
-      <w:r>
-        <w:t xml:space="preserve">4. Two rooms are occupied; ___ rooms are free.</w:t>
-      </w:r>
-    </w:p>
-    <w:p>
-      <w:r>
-        <w:t xml:space="preserve">5. Lan chose one book and returned ___.</w:t>
-      </w:r>
-    </w:p>
-    <w:p>
-      <w:r>
-        <w:t xml:space="preserve">6. There are two routes. One is short; ___ is safer.</w:t>
-      </w:r>
-    </w:p>
-    <w:p>
-      <w:r>
-        <w:t xml:space="preserve">7. Ten people agreed; ___ disagreed.</w:t>
-      </w:r>
-    </w:p>
-    <w:p>
-      <w:r>
-        <w:t xml:space="preserve">8. This key works, but ___ key does not.</w:t>
-      </w:r>
-    </w:p>
-    <w:p>
-      <w:r>
-        <w:t xml:space="preserve">9. Three teams finished; ___ are still working.</w:t>
-      </w:r>
-    </w:p>
-    <w:p>
-      <w:r>
-        <w:t xml:space="preserve">10. Of the two answers, one is wrong and ___ is correct.</w:t>
-      </w:r>
-    </w:p>
-    <w:p>
-      <w:r>
-        <w:rPr>
-          <w:b/>
-        </w:rPr>
-        <w:t xml:space="preserve">PHẦN 3. BOTH / EITHER / NEITHER (10 điểm)</w:t>
-      </w:r>
-    </w:p>
-    <w:p>
-      <w:r>
-        <w:t xml:space="preserve">1. ___ students have completed the task. (cả hai)</w:t>
-      </w:r>
-    </w:p>
-    <w:p>
-      <w:r>
-        <w:t xml:space="preserve">2. You may choose ___ route. (một trong hai)</w:t>
-      </w:r>
-    </w:p>
-    <w:p>
-      <w:r>
-        <w:t xml:space="preserve">3. ___ answer is correct. (không đáp án nào trong hai)</w:t>
-      </w:r>
-    </w:p>
-    <w:p>
-      <w:r>
-        <w:t xml:space="preserve">4. Both of the books ___ useful. (is/are)</w:t>
-      </w:r>
-    </w:p>
-    <w:p>
-      <w:r>
-        <w:t xml:space="preserve">5. Either of the plans ___ possible. (is/are)</w:t>
-      </w:r>
-    </w:p>
-    <w:p>
-      <w:r>
-        <w:t xml:space="preserve">6. Neither of them ___ arrived. (has/have)</w:t>
-      </w:r>
-    </w:p>
-    <w:p>
-      <w:r>
-        <w:t xml:space="preserve">7. ___ Lan and Mai joined the club.</w:t>
-      </w:r>
-    </w:p>
-    <w:p>
-      <w:r>
-        <w:t xml:space="preserve">8. You can ___ call me or send an email.</w:t>
-      </w:r>
-    </w:p>
-    <w:p>
-      <w:r>
-        <w:t xml:space="preserve">9. ___ Nam nor his friends were late.</w:t>
-      </w:r>
-    </w:p>
-    <w:p>
-      <w:r>
-        <w:t xml:space="preserve">10. I like ___ of these two colors; both are too dark.</w:t>
-      </w:r>
-    </w:p>
-    <w:p>
-      <w:r>
-        <w:rPr>
-          <w:b/>
-        </w:rPr>
-        <w:t xml:space="preserve">PHẦN 4. EACH / EVERY / ALL / NONE (10 điểm)</w:t>
-      </w:r>
-    </w:p>
-    <w:p>
-      <w:r>
-        <w:t xml:space="preserve">1. ___ student received personal feedback.</w:t>
-      </w:r>
-    </w:p>
-    <w:p>
-      <w:r>
-        <w:t xml:space="preserve">2. The bus leaves ___ ten minutes.</w:t>
-      </w:r>
-    </w:p>
-    <w:p>
-      <w:r>
-        <w:t xml:space="preserve">3. ___ of the participants has an ID card.</w:t>
-      </w:r>
-    </w:p>
-    <w:p>
-      <w:r>
-        <w:t xml:space="preserve">4. ___ students must follow the rules.</w:t>
-      </w:r>
-    </w:p>
-    <w:p>
-      <w:r>
-        <w:t xml:space="preserve">5. ___ of the information was useful.</w:t>
-      </w:r>
-    </w:p>
-    <w:p>
-      <w:r>
-        <w:t xml:space="preserve">6. There are ___ empty seats.</w:t>
-      </w:r>
-    </w:p>
-    <w:p>
-      <w:r>
-        <w:t xml:space="preserve">7. ___ of them understood the question.</w:t>
-      </w:r>
-    </w:p>
-    <w:p>
-      <w:r>
-        <w:t xml:space="preserve">8. The teacher spoke to ___ student separately.</w:t>
-      </w:r>
-    </w:p>
-    <w:p>
-      <w:r>
-        <w:t xml:space="preserve">9. ___ the equipment must be checked.</w:t>
-      </w:r>
-    </w:p>
-    <w:p>
-      <w:r>
-        <w:t xml:space="preserve">10. ___ one of the answers is numbered.</w:t>
-      </w:r>
-    </w:p>
-    <w:p>
-      <w:r>
-        <w:rPr>
-          <w:b/>
-        </w:rPr>
-        <w:t xml:space="preserve">PHẦN 5. MOST / MOST OF VÀ CẤU TRÚC OF (10 điểm)</w:t>
-      </w:r>
-    </w:p>
-    <w:p>
-      <w:r>
-        <w:t xml:space="preserve">1. ___ students use online resources.</w:t>
-      </w:r>
-    </w:p>
-    <w:p>
-      <w:r>
-        <w:t xml:space="preserve">2. ___ the students in my class passed.</w:t>
-      </w:r>
-    </w:p>
-    <w:p>
-      <w:r>
-        <w:t xml:space="preserve">3. ___ people need regular exercise.</w:t>
-      </w:r>
-    </w:p>
-    <w:p>
-      <w:r>
-        <w:t xml:space="preserve">4. ___ them arrived before eight.</w:t>
-      </w:r>
-    </w:p>
-    <w:p>
-      <w:r>
-        <w:t xml:space="preserve">5. ___ information on this page is accurate.</w:t>
-      </w:r>
-    </w:p>
-    <w:p>
-      <w:r>
-        <w:t xml:space="preserve">6. ___ the information was updated yesterday.</w:t>
-      </w:r>
-    </w:p>
-    <w:p>
-      <w:r>
-        <w:t xml:space="preserve">7. ___ my friends live nearby.</w:t>
-      </w:r>
-    </w:p>
-    <w:p>
-      <w:r>
-        <w:t xml:space="preserve">8. ___ cities experience traffic problems.</w:t>
-      </w:r>
-    </w:p>
-    <w:p>
-      <w:r>
-        <w:t xml:space="preserve">9. ___ these exercises are challenging.</w:t>
-      </w:r>
-    </w:p>
-    <w:p>
-      <w:r>
-        <w:t xml:space="preserve">10. ___ teachers encourage independent learning.</w:t>
-      </w:r>
-    </w:p>
-    <w:p>
-      <w:r>
-        <w:rPr>
-          <w:b/>
-        </w:rPr>
-        <w:t xml:space="preserve">PHẦN 6. LƯỢNG TỪ THEO LOẠI DANH TỪ (10 điểm)</w:t>
-      </w:r>
-    </w:p>
-    <w:p>
-      <w:r>
-        <w:t xml:space="preserve">1. There are ___ applicants. (many/much)</w:t>
-      </w:r>
-    </w:p>
-    <w:p>
-      <w:r>
-        <w:t xml:space="preserve">2. We do not have ___ time. (many/much)</w:t>
-      </w:r>
-    </w:p>
-    <w:p>
-      <w:r>
-        <w:t xml:space="preserve">3. The project requires ___ research. (a large number of/a great deal of)</w:t>
-      </w:r>
-    </w:p>
-    <w:p>
-      <w:r>
-        <w:t xml:space="preserve">4. ___ students attended the workshop. (Several/Much)</w:t>
-      </w:r>
-    </w:p>
-    <w:p>
-      <w:r>
-        <w:t xml:space="preserve">5. There is ___ food for everyone. (plenty of/many)</w:t>
-      </w:r>
-    </w:p>
-    <w:p>
-      <w:r>
-        <w:t xml:space="preserve">6. The new system makes ___ mistakes. (fewer/less)</w:t>
-      </w:r>
-    </w:p>
-    <w:p>
-      <w:r>
-        <w:t xml:space="preserve">7. We experience ___ traffic on Sundays. (fewer/less)</w:t>
-      </w:r>
-    </w:p>
-    <w:p>
-      <w:r>
-        <w:t xml:space="preserve">8. A large number of volunteers ___ helping. (is/are)</w:t>
-      </w:r>
-    </w:p>
-    <w:p>
-      <w:r>
-        <w:t xml:space="preserve">9. A great deal of money ___ needed. (is/are)</w:t>
-      </w:r>
-    </w:p>
-    <w:p>
-      <w:r>
-        <w:t xml:space="preserve">10. More than one student ___ complained. (has/have)</w:t>
-      </w:r>
-    </w:p>
-    <w:p>
-      <w:r>
-        <w:rPr>
-          <w:b/>
-        </w:rPr>
-        <w:t xml:space="preserve">PHẦN 7. CHỌN ĐÁP ÁN ĐÚNG (10 điểm)</w:t>
-      </w:r>
-    </w:p>
-    <w:p>
-      <w:r>
-        <w:t xml:space="preserve">1. Could I have ___ cup of tea? A other B another C others D the others</w:t>
-      </w:r>
-    </w:p>
-    <w:p>
-      <w:r>
-        <w:t xml:space="preserve">2. ___ of the two options is cheap. A Both B All C Neither D Every</w:t>
-      </w:r>
-    </w:p>
-    <w:p>
-      <w:r>
-        <w:t xml:space="preserve">3. ___ people prefer flexible schedules. A Most B Most of C Every D Another</w:t>
-      </w:r>
-    </w:p>
-    <w:p>
-      <w:r>
-        <w:t xml:space="preserve">4. Most of ___ employees agreed. A — B the C other D every</w:t>
-      </w:r>
-    </w:p>
-    <w:p>
-      <w:r>
-        <w:t xml:space="preserve">5. We need ___ chairs, not less. A fewer B less C another D much</w:t>
-      </w:r>
-    </w:p>
-    <w:p>
-      <w:r>
-        <w:t xml:space="preserve">6. Some participants came by bus; ___ drove. A other B another C others D the other</w:t>
-      </w:r>
-    </w:p>
-    <w:p>
-      <w:r>
-        <w:t xml:space="preserve">7. ___ applicant must sign the form. A Several B Every C Many D Others</w:t>
-      </w:r>
-    </w:p>
-    <w:p>
-      <w:r>
-        <w:t xml:space="preserve">8. There is ___ time, so do not hurry. A plenty of B many C several D fewer</w:t>
-      </w:r>
-    </w:p>
-    <w:p>
-      <w:r>
-        <w:t xml:space="preserve">9. ___ of my parents can drive. A Both B Every C All D Another</w:t>
-      </w:r>
-    </w:p>
-    <w:p>
-      <w:r>
-        <w:t xml:space="preserve">10. I have two phones. One is old; ___ is new. A other B others C the other D another phones</w:t>
-      </w:r>
-    </w:p>
-    <w:p>
-      <w:r>
-        <w:rPr>
-          <w:b/>
-        </w:rPr>
-        <w:t xml:space="preserve">PHẦN 8. SỬA LỖI SAI (10 điểm)</w:t>
-      </w:r>
-    </w:p>
-    <w:p>
-      <w:r>
-        <w:t xml:space="preserve">1. I need another books.</w:t>
-      </w:r>
-    </w:p>
-    <w:p>
-      <w:r>
-        <w:t xml:space="preserve">2. Others students arrived later.</w:t>
-      </w:r>
-    </w:p>
-    <w:p>
-      <w:r>
-        <w:t xml:space="preserve">3. Most of people use smartphones.</w:t>
-      </w:r>
-    </w:p>
-    <w:p>
-      <w:r>
-        <w:t xml:space="preserve">4. Every of the rooms has a window.</w:t>
-      </w:r>
-    </w:p>
-    <w:p>
-      <w:r>
-        <w:t xml:space="preserve">5. Neither answers are correct.</w:t>
-      </w:r>
-    </w:p>
-    <w:p>
-      <w:r>
-        <w:t xml:space="preserve">6. We made less mistakes this time.</w:t>
-      </w:r>
-    </w:p>
-    <w:p>
-      <w:r>
-        <w:t xml:space="preserve">7. A great number of information is available.</w:t>
-      </w:r>
-    </w:p>
-    <w:p>
-      <w:r>
-        <w:t xml:space="preserve">8. A large amount of students attended.</w:t>
-      </w:r>
-    </w:p>
-    <w:p>
-      <w:r>
-        <w:t xml:space="preserve">9. Both of them has finished.</w:t>
-      </w:r>
-    </w:p>
-    <w:p>
-      <w:r>
-        <w:t xml:space="preserve">10. One bag is mine; another is Lan's. (chỉ có hai túi)</w:t>
-      </w:r>
-    </w:p>
-    <w:p>
-      <w:r>
-        <w:rPr>
-          <w:b/>
-        </w:rPr>
-        <w:t xml:space="preserve">PHẦN 9. ĐỌC HIỂU VÀ PHÂN TÍCH (10 điểm)</w:t>
-      </w:r>
-    </w:p>
-    <w:p>
-      <w:r>
-        <w:t xml:space="preserve">Most students at Green School use digital resources, but not all of them have reliable internet access. Each learner receives an online account, and every one of the accounts includes free study materials. Some students work at home; others use the school computer room. There are two support options: either option is free. Neither requires advance payment. A large number of teachers are available to help, and there is plenty of useful information on the platform. The school hopes to provide more devices and fewer printed worksheets next year.</w:t>
-      </w:r>
-    </w:p>
-    <w:p>
-      <w:r>
-        <w:t xml:space="preserve">1. Do all students have reliable internet? 2. What does each learner receive? 3. Where do some students work? 4. How many support options are there? 5. What does the school hope to provide?</w:t>
-      </w:r>
-    </w:p>
-    <w:p>
-      <w:r>
-        <w:t xml:space="preserve">6. Why is “most students” correct without of? 7. What does others replace? 8. Why does either option take a singular verb? 9. Why does “a large number of teachers” take are? 10. Why is fewer used with worksheets?</w:t>
-      </w:r>
-    </w:p>
-    <w:p>
-      <w:r>
-        <w:rPr>
-          <w:b/>
-        </w:rPr>
-        <w:t xml:space="preserve">PHẦN 10. VIẾT (10 điểm)</w:t>
-      </w:r>
-    </w:p>
-    <w:p>
-      <w:r>
-        <w:t xml:space="preserve">Viết đoạn văn 100–120 từ mô tả cách một trường học, lớp học hoặc tổ chức phân bổ tài nguyên. Dùng ít nhất 10 từ hạn định/lượng từ thuộc bài học.</w:t>
-      </w:r>
-    </w:p>
-    <w:p>
-      <w:r>
-        <w:rPr>
-          <w:b/>
-        </w:rPr>
-        <w:t xml:space="preserve">ĐÁP ÁN – BÀI TẬP NGÀY 79</w:t>
-      </w:r>
-    </w:p>
-    <w:p>
-      <w:r>
-        <w:rPr>
-          <w:b/>
-        </w:rPr>
-        <w:t xml:space="preserve">PHẦN 1: 1 another; 2 others; 3 other; 4 another; 5 other; 6 another/the other tùy ngữ cảnh; 7 another; 8 others; 9 other; 10 another.</w:t>
-      </w:r>
-    </w:p>
-    <w:p>
-      <w:r>
-        <w:rPr>
-          <w:b/>
-        </w:rPr>
-        <w:t xml:space="preserve">PHẦN 2: 1 the other; 2 the others; 3 the other; 4 the other; 5 the others; 6 the other; 7 the others; 8 the other; 9 the others; 10 the other.</w:t>
-      </w:r>
-    </w:p>
-    <w:p>
-      <w:r>
-        <w:rPr>
-          <w:b/>
-        </w:rPr>
-        <w:t xml:space="preserve">PHẦN 3: 1 Both; 2 either; 3 Neither; 4 are; 5 is; 6 has; 7 Both; 8 either; 9 Neither; 10 neither.</w:t>
-      </w:r>
-    </w:p>
-    <w:p>
-      <w:r>
-        <w:rPr>
-          <w:b/>
-        </w:rPr>
-        <w:t xml:space="preserve">PHẦN 4: 1 Each/Every; 2 every; 3 Each; 4 All; 5 None; 6 no; 7 None; 8 each; 9 All; 10 Every.</w:t>
-      </w:r>
-    </w:p>
-    <w:p>
-      <w:r>
-        <w:rPr>
-          <w:b/>
-        </w:rPr>
-        <w:t xml:space="preserve">PHẦN 5: 1 Most; 2 Most of; 3 Most; 4 Most of; 5 Most; 6 Most of; 7 Most of; 8 Most; 9 Most of; 10 Most.</w:t>
-      </w:r>
-    </w:p>
-    <w:p>
-      <w:r>
-        <w:rPr>
-          <w:b/>
-        </w:rPr>
-        <w:t xml:space="preserve">PHẦN 6: 1 many; 2 much; 3 a great deal of; 4 Several; 5 plenty of; 6 fewer; 7 less; 8 are; 9 is; 10 has.</w:t>
-      </w:r>
-    </w:p>
-    <w:p>
-      <w:r>
-        <w:rPr>
-          <w:b/>
-        </w:rPr>
-        <w:t xml:space="preserve">PHẦN 7: 1B; 2C; 3A; 4B; 5A; 6C; 7B; 8A; 9A; 10C.</w:t>
-      </w:r>
-    </w:p>
-    <w:p>
-      <w:r>
-        <w:rPr>
-          <w:b/>
-        </w:rPr>
-        <w:t xml:space="preserve">PHẦN 8: 1 other books / another book; 2 Other students; 3 Most people; 4 Each of the rooms / Every one of the rooms; 5 Neither answer is; 6 fewer mistakes; 7 a great deal of information; 8 a large number of students; 9 have finished; 10 the other is Lan's.</w:t>
-      </w:r>
-    </w:p>
-    <w:p>
-      <w:r>
-        <w:rPr>
-          <w:b/>
-        </w:rPr>
-        <w:t xml:space="preserve">PHẦN 9: 1 No. 2 An online account. 3 At home. 4 Two. 5 More devices and fewer printed worksheets. 6 Most directly modifies a general plural noun. 7 Other students. 8 Either refers to one of two options. 9 It means many teachers. 10 Worksheets are countable plural nouns.</w:t>
-      </w:r>
-    </w:p>
-    <w:p>
-      <w:r>
-        <w:rPr>
-          <w:b/>
-        </w:rPr>
-        <w:t xml:space="preserve">BÀI VIẾT MẪU (107 từ): Most students in our school use digital learning materials, but not all of them own a suitable device. Each learner receives an online account, and every account includes several free textbooks. Some students study at home; others use computers in the library. There are two support programs, and either option is free. Neither requires students to buy special software. A large number of teachers are available after class, while a great deal of technical information is provided online. The school has purchased another twenty tablets and plans to print fewer worksheets. With plenty of shared resources, most of the students can now participate fully in digital lessons.</w:t>
-      </w:r>
+      <w:pPr>
+        <w:rPr>
+          <w:color w:val="000000"/>
+        </w:rPr>
+      </w:pPr>
+      <w:r>
+        <w:rPr>
+          <w:b/>
+          <w:color w:val="000000"/>
+        </w:rPr>
+        <w:t>BÀI TẬP NGÀY 79</w:t>
+      </w:r>
+    </w:p>
+    <w:p>
+      <w:pPr>
+        <w:rPr>
+          <w:color w:val="000000"/>
+        </w:rPr>
+      </w:pPr>
+      <w:r>
+        <w:rPr>
+          <w:color w:val="000000"/>
+        </w:rPr>
+        <w:t>TỪ HẠN ĐỊNH VÀ LƯỢNG TỪ NÂNG CAO</w:t>
+      </w:r>
+    </w:p>
+    <w:p>
+      <w:pPr>
+        <w:rPr>
+          <w:color w:val="000000"/>
+        </w:rPr>
+      </w:pPr>
+      <w:r>
+        <w:rPr>
+          <w:color w:val="000000"/>
+        </w:rPr>
+        <w:t>10 phần – 100 điểm | Thời gian gợi ý: 70–85 phút</w:t>
+      </w:r>
+    </w:p>
+    <w:p>
+      <w:pPr>
+        <w:rPr>
+          <w:color w:val="000000"/>
+        </w:rPr>
+      </w:pPr>
+      <w:r>
+        <w:rPr>
+          <w:color w:val="000000"/>
+        </w:rPr>
+        <w:t>Họ và tên: __________________________                         Điểm: ________/100</w:t>
+      </w:r>
+    </w:p>
+    <w:p>
+      <w:pPr>
+        <w:keepNext/>
+        <w:spacing w:before="60" w:after="80"/>
+        <w:rPr>
+          <w:b/>
+          <w:color w:val="000000"/>
+        </w:rPr>
+      </w:pPr>
+      <w:r>
+        <w:rPr>
+          <w:b/>
+          <w:color w:val="000000"/>
+        </w:rPr>
+        <w:t>PHẦN 1. ANOTHER / OTHER / OTHERS (10 điểm)</w:t>
+      </w:r>
+    </w:p>
+    <w:p>
+      <w:pPr>
+        <w:spacing w:before="80" w:after="120"/>
+        <w:rPr>
+          <w:color w:val="000000"/>
+        </w:rPr>
+      </w:pPr>
+      <w:r>
+        <w:rPr>
+          <w:color w:val="000000"/>
+        </w:rPr>
+        <w:t>1. I need ___ pen.</w:t>
+      </w:r>
+    </w:p>
+    <w:p>
+      <w:pPr>
+        <w:spacing w:before="120" w:after="120"/>
+        <w:rPr>
+          <w:color w:val="000000"/>
+        </w:rPr>
+      </w:pPr>
+      <w:r>
+        <w:rPr>
+          <w:color w:val="000000"/>
+        </w:rPr>
+        <w:t>2. Some students read; ___ talked quietly.</w:t>
+      </w:r>
+    </w:p>
+    <w:p>
+      <w:pPr>
+        <w:spacing w:before="120" w:after="120"/>
+        <w:rPr>
+          <w:color w:val="000000"/>
+        </w:rPr>
+      </w:pPr>
+      <w:r>
+        <w:rPr>
+          <w:color w:val="000000"/>
+        </w:rPr>
+        <w:t>3. Do you have any ___ questions?</w:t>
+      </w:r>
+    </w:p>
+    <w:p>
+      <w:pPr>
+        <w:spacing w:before="120" w:after="120"/>
+        <w:rPr>
+          <w:color w:val="000000"/>
+        </w:rPr>
+      </w:pPr>
+      <w:r>
+        <w:rPr>
+          <w:color w:val="000000"/>
+        </w:rPr>
+        <w:t>4. This chair is broken. Please bring ___.</w:t>
+      </w:r>
+    </w:p>
+    <w:p>
+      <w:pPr>
+        <w:spacing w:before="120" w:after="120"/>
+        <w:rPr>
+          <w:color w:val="000000"/>
+        </w:rPr>
+      </w:pPr>
+      <w:r>
+        <w:rPr>
+          <w:color w:val="000000"/>
+        </w:rPr>
+        <w:t>5. We need ___ information before deciding.</w:t>
+      </w:r>
+    </w:p>
+    <w:p>
+      <w:pPr>
+        <w:spacing w:before="120" w:after="120"/>
+        <w:rPr>
+          <w:color w:val="000000"/>
+        </w:rPr>
+      </w:pPr>
+      <w:r>
+        <w:rPr>
+          <w:color w:val="000000"/>
+        </w:rPr>
+        <w:t>6. One solution is expensive; ___ is impractical.</w:t>
+      </w:r>
+    </w:p>
+    <w:p>
+      <w:pPr>
+        <w:spacing w:before="120" w:after="120"/>
+        <w:rPr>
+          <w:color w:val="000000"/>
+        </w:rPr>
+      </w:pPr>
+      <w:r>
+        <w:rPr>
+          <w:color w:val="000000"/>
+        </w:rPr>
+        <w:t>7. She stayed for ___ two days.</w:t>
+      </w:r>
+    </w:p>
+    <w:p>
+      <w:pPr>
+        <w:spacing w:before="120" w:after="120"/>
+        <w:rPr>
+          <w:color w:val="000000"/>
+        </w:rPr>
+      </w:pPr>
+      <w:r>
+        <w:rPr>
+          <w:color w:val="000000"/>
+        </w:rPr>
+        <w:t>8. Some books are new; ___ are second-hand.</w:t>
+      </w:r>
+    </w:p>
+    <w:p>
+      <w:pPr>
+        <w:spacing w:before="120" w:after="120"/>
+        <w:rPr>
+          <w:color w:val="000000"/>
+        </w:rPr>
+      </w:pPr>
+      <w:r>
+        <w:rPr>
+          <w:color w:val="000000"/>
+        </w:rPr>
+        <w:t>9. Are there any ___ ways to solve it?</w:t>
+      </w:r>
+    </w:p>
+    <w:p>
+      <w:pPr>
+        <w:spacing w:before="120" w:after="120"/>
+        <w:rPr>
+          <w:color w:val="000000"/>
+        </w:rPr>
+      </w:pPr>
+      <w:r>
+        <w:rPr>
+          <w:color w:val="000000"/>
+        </w:rPr>
+        <w:t>10. I do not like this color. Show me ___.</w:t>
+      </w:r>
+    </w:p>
+    <w:p>
+      <w:pPr>
+        <w:keepNext/>
+        <w:spacing w:before="240" w:after="80"/>
+        <w:rPr>
+          <w:b/>
+          <w:color w:val="000000"/>
+        </w:rPr>
+      </w:pPr>
+      <w:r>
+        <w:rPr>
+          <w:b/>
+          <w:color w:val="000000"/>
+        </w:rPr>
+        <w:t>PHẦN 2. THE OTHER / THE OTHERS (10 điểm)</w:t>
+      </w:r>
+    </w:p>
+    <w:p>
+      <w:pPr>
+        <w:spacing w:before="80" w:after="120"/>
+        <w:rPr>
+          <w:color w:val="000000"/>
+        </w:rPr>
+      </w:pPr>
+      <w:r>
+        <w:rPr>
+          <w:color w:val="000000"/>
+        </w:rPr>
+        <w:t>1. I have two brothers. One is a teacher; ___ is a doctor.</w:t>
+      </w:r>
+    </w:p>
+    <w:p>
+      <w:pPr>
+        <w:spacing w:before="120" w:after="120"/>
+        <w:rPr>
+          <w:color w:val="000000"/>
+        </w:rPr>
+      </w:pPr>
+      <w:r>
+        <w:rPr>
+          <w:color w:val="000000"/>
+        </w:rPr>
+        <w:t>2. Five students are here; ___ are outside.</w:t>
+      </w:r>
+    </w:p>
+    <w:p>
+      <w:pPr>
+        <w:spacing w:before="120" w:after="120"/>
+        <w:rPr>
+          <w:color w:val="000000"/>
+        </w:rPr>
+      </w:pPr>
+      <w:r>
+        <w:rPr>
+          <w:color w:val="000000"/>
+        </w:rPr>
+        <w:t>3. One shoe is under the bed. Where is ___ shoe?</w:t>
+      </w:r>
+    </w:p>
+    <w:p>
+      <w:pPr>
+        <w:spacing w:before="120" w:after="120"/>
+        <w:rPr>
+          <w:color w:val="000000"/>
+        </w:rPr>
+      </w:pPr>
+      <w:r>
+        <w:rPr>
+          <w:color w:val="000000"/>
+        </w:rPr>
+        <w:t>4. Two rooms are occupied; ___ rooms are free.</w:t>
+      </w:r>
+    </w:p>
+    <w:p>
+      <w:pPr>
+        <w:spacing w:before="120" w:after="120"/>
+        <w:rPr>
+          <w:color w:val="000000"/>
+        </w:rPr>
+      </w:pPr>
+      <w:r>
+        <w:rPr>
+          <w:color w:val="000000"/>
+        </w:rPr>
+        <w:t>5. Lan chose one book and returned ___.</w:t>
+      </w:r>
+    </w:p>
+    <w:p>
+      <w:pPr>
+        <w:spacing w:before="120" w:after="120"/>
+        <w:rPr>
+          <w:color w:val="000000"/>
+        </w:rPr>
+      </w:pPr>
+      <w:r>
+        <w:rPr>
+          <w:color w:val="000000"/>
+        </w:rPr>
+        <w:t>6. There are two routes. One is short; ___ is safer.</w:t>
+      </w:r>
+    </w:p>
+    <w:p>
+      <w:pPr>
+        <w:spacing w:before="120" w:after="120"/>
+        <w:rPr>
+          <w:color w:val="000000"/>
+        </w:rPr>
+      </w:pPr>
+      <w:r>
+        <w:rPr>
+          <w:color w:val="000000"/>
+        </w:rPr>
+        <w:t>7. Ten people agreed; ___ disagreed.</w:t>
+      </w:r>
+    </w:p>
+    <w:p>
+      <w:pPr>
+        <w:spacing w:before="120" w:after="120"/>
+        <w:rPr>
+          <w:color w:val="000000"/>
+        </w:rPr>
+      </w:pPr>
+      <w:r>
+        <w:rPr>
+          <w:color w:val="000000"/>
+        </w:rPr>
+        <w:t>8. This key works, but ___ key does not.</w:t>
+      </w:r>
+    </w:p>
+    <w:p>
+      <w:pPr>
+        <w:spacing w:before="120" w:after="120"/>
+        <w:rPr>
+          <w:color w:val="000000"/>
+        </w:rPr>
+      </w:pPr>
+      <w:r>
+        <w:rPr>
+          <w:color w:val="000000"/>
+        </w:rPr>
+        <w:t>9. Three teams finished; ___ are still working.</w:t>
+      </w:r>
+    </w:p>
+    <w:p>
+      <w:pPr>
+        <w:spacing w:before="120" w:after="120"/>
+        <w:rPr>
+          <w:color w:val="000000"/>
+        </w:rPr>
+      </w:pPr>
+      <w:r>
+        <w:rPr>
+          <w:color w:val="000000"/>
+        </w:rPr>
+        <w:t>10. Of the two answers, one is wrong and ___ is correct.</w:t>
+      </w:r>
+    </w:p>
+    <w:p>
+      <w:pPr>
+        <w:keepNext/>
+        <w:spacing w:before="240" w:after="80"/>
+        <w:rPr>
+          <w:b/>
+          <w:color w:val="000000"/>
+        </w:rPr>
+      </w:pPr>
+      <w:r>
+        <w:rPr>
+          <w:b/>
+          <w:color w:val="000000"/>
+        </w:rPr>
+        <w:t>PHẦN 3. BOTH / EITHER / NEITHER (10 điểm)</w:t>
+      </w:r>
+    </w:p>
+    <w:p>
+      <w:pPr>
+        <w:spacing w:before="80" w:after="120"/>
+        <w:rPr>
+          <w:color w:val="000000"/>
+        </w:rPr>
+      </w:pPr>
+      <w:r>
+        <w:rPr>
+          <w:color w:val="000000"/>
+        </w:rPr>
+        <w:t>1. ___ students have completed the task. (cả hai)</w:t>
+      </w:r>
+    </w:p>
+    <w:p>
+      <w:pPr>
+        <w:spacing w:before="120" w:after="120"/>
+        <w:rPr>
+          <w:color w:val="000000"/>
+        </w:rPr>
+      </w:pPr>
+      <w:r>
+        <w:rPr>
+          <w:color w:val="000000"/>
+        </w:rPr>
+        <w:t>2. You may choose ___ route. (một trong hai)</w:t>
+      </w:r>
+    </w:p>
+    <w:p>
+      <w:pPr>
+        <w:spacing w:before="120" w:after="120"/>
+        <w:rPr>
+          <w:color w:val="000000"/>
+        </w:rPr>
+      </w:pPr>
+      <w:r>
+        <w:rPr>
+          <w:color w:val="000000"/>
+        </w:rPr>
+        <w:t>3. ___ answer is correct. (không đáp án nào trong hai)</w:t>
+      </w:r>
+    </w:p>
+    <w:p>
+      <w:pPr>
+        <w:spacing w:before="120" w:after="120"/>
+        <w:rPr>
+          <w:color w:val="000000"/>
+        </w:rPr>
+      </w:pPr>
+      <w:r>
+        <w:rPr>
+          <w:color w:val="000000"/>
+        </w:rPr>
+        <w:t>4. Both of the books ___ useful. (is/are)</w:t>
+      </w:r>
+    </w:p>
+    <w:p>
+      <w:pPr>
+        <w:spacing w:before="120" w:after="120"/>
+        <w:rPr>
+          <w:color w:val="000000"/>
+        </w:rPr>
+      </w:pPr>
+      <w:r>
+        <w:rPr>
+          <w:color w:val="000000"/>
+        </w:rPr>
+        <w:t>5. Either of the plans ___ possible. (is/are)</w:t>
+      </w:r>
+    </w:p>
+    <w:p>
+      <w:pPr>
+        <w:spacing w:before="120" w:after="120"/>
+        <w:rPr>
+          <w:color w:val="000000"/>
+        </w:rPr>
+      </w:pPr>
+      <w:r>
+        <w:rPr>
+          <w:color w:val="000000"/>
+        </w:rPr>
+        <w:t>6. Neither of them ___ arrived. (has/have)</w:t>
+      </w:r>
+    </w:p>
+    <w:p>
+      <w:pPr>
+        <w:spacing w:before="120" w:after="120"/>
+        <w:rPr>
+          <w:color w:val="000000"/>
+        </w:rPr>
+      </w:pPr>
+      <w:r>
+        <w:rPr>
+          <w:color w:val="000000"/>
+        </w:rPr>
+        <w:lastRenderedPageBreak/>
+        <w:t>7. ___ Lan and Mai joined the club.</w:t>
+      </w:r>
+    </w:p>
+    <w:p>
+      <w:pPr>
+        <w:spacing w:before="120" w:after="120"/>
+        <w:rPr>
+          <w:color w:val="000000"/>
+        </w:rPr>
+      </w:pPr>
+      <w:r>
+        <w:rPr>
+          <w:color w:val="000000"/>
+        </w:rPr>
+        <w:t>8. You can ___ call me or send an email.</w:t>
+      </w:r>
+    </w:p>
+    <w:p>
+      <w:pPr>
+        <w:spacing w:before="120" w:after="120"/>
+        <w:rPr>
+          <w:color w:val="000000"/>
+        </w:rPr>
+      </w:pPr>
+      <w:r>
+        <w:rPr>
+          <w:color w:val="000000"/>
+        </w:rPr>
+        <w:t>9. ___ Nam nor his friends were late.</w:t>
+      </w:r>
+    </w:p>
+    <w:p>
+      <w:pPr>
+        <w:spacing w:before="120" w:after="120"/>
+        <w:rPr>
+          <w:color w:val="000000"/>
+        </w:rPr>
+      </w:pPr>
+      <w:r>
+        <w:rPr>
+          <w:color w:val="000000"/>
+        </w:rPr>
+        <w:t>10. I like ___ of these two colors; both are too dark.</w:t>
+      </w:r>
+    </w:p>
+    <w:p>
+      <w:pPr>
+        <w:keepNext/>
+        <w:spacing w:before="240" w:after="80"/>
+        <w:rPr>
+          <w:b/>
+          <w:color w:val="000000"/>
+        </w:rPr>
+      </w:pPr>
+      <w:r>
+        <w:rPr>
+          <w:b/>
+          <w:color w:val="000000"/>
+        </w:rPr>
+        <w:t>PHẦN 4. EACH / EVERY / ALL / NONE (10 điểm)</w:t>
+      </w:r>
+    </w:p>
+    <w:p>
+      <w:pPr>
+        <w:spacing w:before="80" w:after="120"/>
+        <w:rPr>
+          <w:color w:val="000000"/>
+        </w:rPr>
+      </w:pPr>
+      <w:r>
+        <w:rPr>
+          <w:color w:val="000000"/>
+        </w:rPr>
+        <w:t>1. ___ student received personal feedback.</w:t>
+      </w:r>
+    </w:p>
+    <w:p>
+      <w:pPr>
+        <w:spacing w:before="120" w:after="120"/>
+        <w:rPr>
+          <w:color w:val="000000"/>
+        </w:rPr>
+      </w:pPr>
+      <w:r>
+        <w:rPr>
+          <w:color w:val="000000"/>
+        </w:rPr>
+        <w:t>2. The bus leaves ___ ten minutes.</w:t>
+      </w:r>
+    </w:p>
+    <w:p>
+      <w:pPr>
+        <w:spacing w:before="120" w:after="120"/>
+        <w:rPr>
+          <w:color w:val="000000"/>
+        </w:rPr>
+      </w:pPr>
+      <w:r>
+        <w:rPr>
+          <w:color w:val="000000"/>
+        </w:rPr>
+        <w:t>3. ___ of the participants has an ID card.</w:t>
+      </w:r>
+    </w:p>
+    <w:p>
+      <w:pPr>
+        <w:spacing w:before="120" w:after="120"/>
+        <w:rPr>
+          <w:color w:val="000000"/>
+        </w:rPr>
+      </w:pPr>
+      <w:r>
+        <w:rPr>
+          <w:color w:val="000000"/>
+        </w:rPr>
+        <w:t>4. ___ students must follow the rules.</w:t>
+      </w:r>
+    </w:p>
+    <w:p>
+      <w:pPr>
+        <w:spacing w:before="120" w:after="120"/>
+        <w:rPr>
+          <w:color w:val="000000"/>
+        </w:rPr>
+      </w:pPr>
+      <w:r>
+        <w:rPr>
+          <w:color w:val="000000"/>
+        </w:rPr>
+        <w:t>5. ___ of the information was useful.</w:t>
+      </w:r>
+    </w:p>
+    <w:p>
+      <w:pPr>
+        <w:spacing w:before="120" w:after="120"/>
+        <w:rPr>
+          <w:color w:val="000000"/>
+        </w:rPr>
+      </w:pPr>
+      <w:r>
+        <w:rPr>
+          <w:color w:val="000000"/>
+        </w:rPr>
+        <w:t>6. There are ___ empty seats.</w:t>
+      </w:r>
+    </w:p>
+    <w:p>
+      <w:pPr>
+        <w:spacing w:before="120" w:after="120"/>
+        <w:rPr>
+          <w:color w:val="000000"/>
+        </w:rPr>
+      </w:pPr>
+      <w:r>
+        <w:rPr>
+          <w:color w:val="000000"/>
+        </w:rPr>
+        <w:t>7. ___ of them understood the question.</w:t>
+      </w:r>
+    </w:p>
+    <w:p>
+      <w:pPr>
+        <w:spacing w:before="120" w:after="120"/>
+        <w:rPr>
+          <w:color w:val="000000"/>
+        </w:rPr>
+      </w:pPr>
+      <w:r>
+        <w:rPr>
+          <w:color w:val="000000"/>
+        </w:rPr>
+        <w:t>8. The teacher spoke to ___ student separately.</w:t>
+      </w:r>
+    </w:p>
+    <w:p>
+      <w:pPr>
+        <w:spacing w:before="120" w:after="120"/>
+        <w:rPr>
+          <w:color w:val="000000"/>
+        </w:rPr>
+      </w:pPr>
+      <w:r>
+        <w:rPr>
+          <w:color w:val="000000"/>
+        </w:rPr>
+        <w:t>9. ___ the equipment must be checked.</w:t>
+      </w:r>
+    </w:p>
+    <w:p>
+      <w:pPr>
+        <w:spacing w:before="120" w:after="120"/>
+        <w:rPr>
+          <w:color w:val="000000"/>
+        </w:rPr>
+      </w:pPr>
+      <w:r>
+        <w:rPr>
+          <w:color w:val="000000"/>
+        </w:rPr>
+        <w:t>10. ___ one of the answers is numbered.</w:t>
+      </w:r>
+    </w:p>
+    <w:p>
+      <w:pPr>
+        <w:keepNext/>
+        <w:spacing w:before="240" w:after="80"/>
+        <w:rPr>
+          <w:b/>
+          <w:color w:val="000000"/>
+        </w:rPr>
+      </w:pPr>
+      <w:r>
+        <w:rPr>
+          <w:b/>
+          <w:color w:val="000000"/>
+        </w:rPr>
+        <w:t>PHẦN 5. MOST / MOST OF VÀ CẤU TRÚC OF (10 điểm)</w:t>
+      </w:r>
+    </w:p>
+    <w:p>
+      <w:pPr>
+        <w:spacing w:before="80" w:after="120"/>
+        <w:rPr>
+          <w:color w:val="000000"/>
+        </w:rPr>
+      </w:pPr>
+      <w:r>
+        <w:rPr>
+          <w:color w:val="000000"/>
+        </w:rPr>
+        <w:t>1. ___ students use online resources.</w:t>
+      </w:r>
+    </w:p>
+    <w:p>
+      <w:pPr>
+        <w:spacing w:before="120" w:after="120"/>
+        <w:rPr>
+          <w:color w:val="000000"/>
+        </w:rPr>
+      </w:pPr>
+      <w:r>
+        <w:rPr>
+          <w:color w:val="000000"/>
+        </w:rPr>
+        <w:t>2. ___ the students in my class passed.</w:t>
+      </w:r>
+    </w:p>
+    <w:p>
+      <w:pPr>
+        <w:spacing w:before="120" w:after="120"/>
+        <w:rPr>
+          <w:color w:val="000000"/>
+        </w:rPr>
+      </w:pPr>
+      <w:r>
+        <w:rPr>
+          <w:color w:val="000000"/>
+        </w:rPr>
+        <w:t>3. ___ people need regular exercise.</w:t>
+      </w:r>
+    </w:p>
+    <w:p>
+      <w:pPr>
+        <w:spacing w:before="120" w:after="120"/>
+        <w:rPr>
+          <w:color w:val="000000"/>
+        </w:rPr>
+      </w:pPr>
+      <w:r>
+        <w:rPr>
+          <w:color w:val="000000"/>
+        </w:rPr>
+        <w:t>4. ___ them arrived before eight.</w:t>
+      </w:r>
+    </w:p>
+    <w:p>
+      <w:pPr>
+        <w:spacing w:before="120" w:after="120"/>
+        <w:rPr>
+          <w:color w:val="000000"/>
+        </w:rPr>
+      </w:pPr>
+      <w:r>
+        <w:rPr>
+          <w:color w:val="000000"/>
+        </w:rPr>
+        <w:t>5. ___ information on this page is accurate.</w:t>
+      </w:r>
+    </w:p>
+    <w:p>
+      <w:pPr>
+        <w:spacing w:before="120" w:after="120"/>
+        <w:rPr>
+          <w:color w:val="000000"/>
+        </w:rPr>
+      </w:pPr>
+      <w:r>
+        <w:rPr>
+          <w:color w:val="000000"/>
+        </w:rPr>
+        <w:t>6. ___ the information was updated yesterday.</w:t>
+      </w:r>
+    </w:p>
+    <w:p>
+      <w:pPr>
+        <w:spacing w:before="120" w:after="120"/>
+        <w:rPr>
+          <w:color w:val="000000"/>
+        </w:rPr>
+      </w:pPr>
+      <w:r>
+        <w:rPr>
+          <w:color w:val="000000"/>
+        </w:rPr>
+        <w:t>7. ___ my friends live nearby.</w:t>
+      </w:r>
+    </w:p>
+    <w:p>
+      <w:pPr>
+        <w:spacing w:before="120" w:after="120"/>
+        <w:rPr>
+          <w:color w:val="000000"/>
+        </w:rPr>
+      </w:pPr>
+      <w:r>
+        <w:rPr>
+          <w:color w:val="000000"/>
+        </w:rPr>
+        <w:t>8. ___ cities experience traffic problems.</w:t>
+      </w:r>
+    </w:p>
+    <w:p>
+      <w:pPr>
+        <w:spacing w:before="120" w:after="120"/>
+        <w:rPr>
+          <w:color w:val="000000"/>
+        </w:rPr>
+      </w:pPr>
+      <w:r>
+        <w:rPr>
+          <w:color w:val="000000"/>
+        </w:rPr>
+        <w:t>9. ___ these exercises are challenging.</w:t>
+      </w:r>
+    </w:p>
+    <w:p>
+      <w:pPr>
+        <w:spacing w:before="120" w:after="120"/>
+        <w:rPr>
+          <w:color w:val="000000"/>
+        </w:rPr>
+      </w:pPr>
+      <w:r>
+        <w:rPr>
+          <w:color w:val="000000"/>
+        </w:rPr>
+        <w:t>10. ___ teachers encourage independent learning.</w:t>
+      </w:r>
+    </w:p>
+    <w:p>
+      <w:pPr>
+        <w:keepNext/>
+        <w:spacing w:before="240" w:after="80"/>
+        <w:rPr>
+          <w:b/>
+          <w:color w:val="000000"/>
+        </w:rPr>
+      </w:pPr>
+      <w:r>
+        <w:rPr>
+          <w:b/>
+          <w:color w:val="000000"/>
+        </w:rPr>
+        <w:t>PHẦN 6. LƯỢNG TỪ THEO LOẠI DANH TỪ (10 điểm)</w:t>
+      </w:r>
+    </w:p>
+    <w:p>
+      <w:pPr>
+        <w:spacing w:before="80" w:after="120"/>
+        <w:rPr>
+          <w:color w:val="000000"/>
+        </w:rPr>
+      </w:pPr>
+      <w:r>
+        <w:rPr>
+          <w:color w:val="000000"/>
+        </w:rPr>
+        <w:t>1. There are ___ applicants. (many/much)</w:t>
+      </w:r>
+    </w:p>
+    <w:p>
+      <w:pPr>
+        <w:spacing w:before="120" w:after="120"/>
+        <w:rPr>
+          <w:color w:val="000000"/>
+        </w:rPr>
+      </w:pPr>
+      <w:r>
+        <w:rPr>
+          <w:color w:val="000000"/>
+        </w:rPr>
+        <w:t>2. We do not have ___ time. (many/much)</w:t>
+      </w:r>
+    </w:p>
+    <w:p>
+      <w:pPr>
+        <w:spacing w:before="120" w:after="120"/>
+        <w:rPr>
+          <w:color w:val="000000"/>
+        </w:rPr>
+      </w:pPr>
+      <w:r>
+        <w:rPr>
+          <w:color w:val="000000"/>
+        </w:rPr>
+        <w:t>3. The project requires ___ research. (a large number of/a great deal of)</w:t>
+      </w:r>
+    </w:p>
+    <w:p>
+      <w:pPr>
+        <w:spacing w:before="120" w:after="120"/>
+        <w:rPr>
+          <w:color w:val="000000"/>
+        </w:rPr>
+      </w:pPr>
+      <w:r>
+        <w:rPr>
+          <w:color w:val="000000"/>
+        </w:rPr>
+        <w:t>4. ___ students attended the workshop. (Several/Much)</w:t>
+      </w:r>
+    </w:p>
+    <w:p>
+      <w:pPr>
+        <w:spacing w:before="120" w:after="120"/>
+        <w:rPr>
+          <w:color w:val="000000"/>
+        </w:rPr>
+      </w:pPr>
+      <w:r>
+        <w:rPr>
+          <w:color w:val="000000"/>
+        </w:rPr>
+        <w:t>5. There is ___ food for everyone. (plenty of/many)</w:t>
+      </w:r>
+    </w:p>
+    <w:p>
+      <w:pPr>
+        <w:spacing w:before="120" w:after="120"/>
+        <w:rPr>
+          <w:color w:val="000000"/>
+        </w:rPr>
+      </w:pPr>
+      <w:r>
+        <w:rPr>
+          <w:color w:val="000000"/>
+        </w:rPr>
+        <w:lastRenderedPageBreak/>
+        <w:t>6. The new system makes ___ mistakes. (fewer/less)</w:t>
+      </w:r>
+    </w:p>
+    <w:p>
+      <w:pPr>
+        <w:spacing w:before="120" w:after="120"/>
+        <w:rPr>
+          <w:color w:val="000000"/>
+        </w:rPr>
+      </w:pPr>
+      <w:r>
+        <w:rPr>
+          <w:color w:val="000000"/>
+        </w:rPr>
+        <w:t>7. We experience ___ traffic on Sundays. (fewer/less)</w:t>
+      </w:r>
+    </w:p>
+    <w:p>
+      <w:pPr>
+        <w:spacing w:before="120" w:after="120"/>
+        <w:rPr>
+          <w:color w:val="000000"/>
+        </w:rPr>
+      </w:pPr>
+      <w:r>
+        <w:rPr>
+          <w:color w:val="000000"/>
+        </w:rPr>
+        <w:t>8. A large number of volunteers ___ helping. (is/are)</w:t>
+      </w:r>
+    </w:p>
+    <w:p>
+      <w:pPr>
+        <w:spacing w:before="120" w:after="120"/>
+        <w:rPr>
+          <w:color w:val="000000"/>
+        </w:rPr>
+      </w:pPr>
+      <w:r>
+        <w:rPr>
+          <w:color w:val="000000"/>
+        </w:rPr>
+        <w:t>9. A great deal of money ___ needed. (is/are)</w:t>
+      </w:r>
+    </w:p>
+    <w:p>
+      <w:pPr>
+        <w:spacing w:before="120" w:after="120"/>
+        <w:rPr>
+          <w:color w:val="000000"/>
+        </w:rPr>
+      </w:pPr>
+      <w:r>
+        <w:rPr>
+          <w:color w:val="000000"/>
+        </w:rPr>
+        <w:t>10. More than one student ___ complained. (has/have)</w:t>
+      </w:r>
+    </w:p>
+    <w:p>
+      <w:pPr>
+        <w:keepNext/>
+        <w:spacing w:before="240" w:after="80"/>
+        <w:rPr>
+          <w:b/>
+          <w:color w:val="000000"/>
+        </w:rPr>
+      </w:pPr>
+      <w:r>
+        <w:rPr>
+          <w:b/>
+          <w:color w:val="000000"/>
+        </w:rPr>
+        <w:t>PHẦN 7. CHỌN ĐÁP ÁN ĐÚNG (10 điểm)</w:t>
+      </w:r>
+    </w:p>
+    <w:p>
+      <w:pPr>
+        <w:spacing w:before="80" w:after="120"/>
+        <w:rPr>
+          <w:color w:val="000000"/>
+        </w:rPr>
+      </w:pPr>
+      <w:r>
+        <w:rPr>
+          <w:color w:val="000000"/>
+        </w:rPr>
+        <w:t>1. Could I have ___ cup of tea? A other B another C others D the others</w:t>
+      </w:r>
+    </w:p>
+    <w:p>
+      <w:pPr>
+        <w:spacing w:before="120" w:after="120"/>
+        <w:rPr>
+          <w:color w:val="000000"/>
+        </w:rPr>
+      </w:pPr>
+      <w:r>
+        <w:rPr>
+          <w:color w:val="000000"/>
+        </w:rPr>
+        <w:t>2. ___ of the two options is cheap. A Both B All C Neither D Every</w:t>
+      </w:r>
+    </w:p>
+    <w:p>
+      <w:pPr>
+        <w:spacing w:before="120" w:after="120"/>
+        <w:rPr>
+          <w:color w:val="000000"/>
+        </w:rPr>
+      </w:pPr>
+      <w:r>
+        <w:rPr>
+          <w:color w:val="000000"/>
+        </w:rPr>
+        <w:t>3. ___ people prefer flexible schedules. A Most B Most of C Every D Another</w:t>
+      </w:r>
+    </w:p>
+    <w:p>
+      <w:pPr>
+        <w:spacing w:before="120" w:after="120"/>
+        <w:rPr>
+          <w:color w:val="000000"/>
+        </w:rPr>
+      </w:pPr>
+      <w:r>
+        <w:rPr>
+          <w:color w:val="000000"/>
+        </w:rPr>
+        <w:t>4. Most of ___ employees agreed. A — B the C other D every</w:t>
+      </w:r>
+    </w:p>
+    <w:p>
+      <w:pPr>
+        <w:spacing w:before="120" w:after="120"/>
+        <w:rPr>
+          <w:color w:val="000000"/>
+        </w:rPr>
+      </w:pPr>
+      <w:r>
+        <w:rPr>
+          <w:color w:val="000000"/>
+        </w:rPr>
+        <w:t>5. We need ___ chairs, not less. A fewer B less C another D much</w:t>
+      </w:r>
+    </w:p>
+    <w:p>
+      <w:pPr>
+        <w:spacing w:before="120" w:after="120"/>
+        <w:rPr>
+          <w:color w:val="000000"/>
+        </w:rPr>
+      </w:pPr>
+      <w:r>
+        <w:rPr>
+          <w:color w:val="000000"/>
+        </w:rPr>
+        <w:t>6. Some participants came by bus; ___ drove. A other B another C others D the other</w:t>
+      </w:r>
+    </w:p>
+    <w:p>
+      <w:pPr>
+        <w:spacing w:before="120" w:after="120"/>
+        <w:rPr>
+          <w:color w:val="000000"/>
+        </w:rPr>
+      </w:pPr>
+      <w:r>
+        <w:rPr>
+          <w:color w:val="000000"/>
+        </w:rPr>
+        <w:t>7. ___ applicant must sign the form. A Several B Every C Many D Others</w:t>
+      </w:r>
+    </w:p>
+    <w:p>
+      <w:pPr>
+        <w:spacing w:before="120" w:after="120"/>
+        <w:rPr>
+          <w:color w:val="000000"/>
+        </w:rPr>
+      </w:pPr>
+      <w:r>
+        <w:rPr>
+          <w:color w:val="000000"/>
+        </w:rPr>
+        <w:t>8. There is ___ time, so do not hurry. A plenty of B many C several D fewer</w:t>
+      </w:r>
+    </w:p>
+    <w:p>
+      <w:pPr>
+        <w:spacing w:before="120" w:after="120"/>
+        <w:rPr>
+          <w:color w:val="000000"/>
+        </w:rPr>
+      </w:pPr>
+      <w:r>
+        <w:rPr>
+          <w:color w:val="000000"/>
+        </w:rPr>
+        <w:t>9. ___ of my parents can drive. A Both B Every C All D Another</w:t>
+      </w:r>
+    </w:p>
+    <w:p>
+      <w:pPr>
+        <w:spacing w:before="120" w:after="120"/>
+        <w:rPr>
+          <w:color w:val="000000"/>
+        </w:rPr>
+      </w:pPr>
+      <w:r>
+        <w:rPr>
+          <w:color w:val="000000"/>
+        </w:rPr>
+        <w:t>10. I have two phones. One is old; ___ is new. A other B others C the other D another phones</w:t>
+      </w:r>
+    </w:p>
+    <w:p>
+      <w:pPr>
+        <w:keepNext/>
+        <w:spacing w:before="240" w:after="80"/>
+        <w:rPr>
+          <w:b/>
+          <w:color w:val="000000"/>
+        </w:rPr>
+      </w:pPr>
+      <w:r>
+        <w:rPr>
+          <w:b/>
+          <w:color w:val="000000"/>
+        </w:rPr>
+        <w:t>PHẦN 8. SỬA LỖI SAI (10 điểm)</w:t>
+      </w:r>
+    </w:p>
+    <w:p>
+      <w:pPr>
+        <w:spacing w:before="80" w:after="120"/>
+        <w:rPr>
+          <w:color w:val="000000"/>
+        </w:rPr>
+      </w:pPr>
+      <w:r>
+        <w:rPr>
+          <w:color w:val="000000"/>
+        </w:rPr>
+        <w:t>1. I need another books.</w:t>
+      </w:r>
+    </w:p>
+    <w:p>
+      <w:pPr>
+        <w:spacing w:before="120" w:after="120"/>
+        <w:rPr>
+          <w:color w:val="000000"/>
+        </w:rPr>
+      </w:pPr>
+      <w:r>
+        <w:rPr>
+          <w:color w:val="000000"/>
+        </w:rPr>
+        <w:t>2. Others students arrived later.</w:t>
+      </w:r>
+    </w:p>
+    <w:p>
+      <w:pPr>
+        <w:spacing w:before="120" w:after="120"/>
+        <w:rPr>
+          <w:color w:val="000000"/>
+        </w:rPr>
+      </w:pPr>
+      <w:r>
+        <w:rPr>
+          <w:color w:val="000000"/>
+        </w:rPr>
+        <w:t>3. Most of people use smartphones.</w:t>
+      </w:r>
+    </w:p>
+    <w:p>
+      <w:pPr>
+        <w:spacing w:before="120" w:after="120"/>
+        <w:rPr>
+          <w:color w:val="000000"/>
+        </w:rPr>
+      </w:pPr>
+      <w:r>
+        <w:rPr>
+          <w:color w:val="000000"/>
+        </w:rPr>
+        <w:t>4. Every of the rooms has a window.</w:t>
+      </w:r>
+    </w:p>
+    <w:p>
+      <w:pPr>
+        <w:spacing w:before="120" w:after="120"/>
+        <w:rPr>
+          <w:color w:val="000000"/>
+        </w:rPr>
+      </w:pPr>
+      <w:r>
+        <w:rPr>
+          <w:color w:val="000000"/>
+        </w:rPr>
+        <w:t>5. Neither answers are correct.</w:t>
+      </w:r>
+    </w:p>
+    <w:p>
+      <w:pPr>
+        <w:spacing w:before="120" w:after="120"/>
+        <w:rPr>
+          <w:color w:val="000000"/>
+        </w:rPr>
+      </w:pPr>
+      <w:r>
+        <w:rPr>
+          <w:color w:val="000000"/>
+        </w:rPr>
+        <w:t>6. We made less mistakes this time.</w:t>
+      </w:r>
+    </w:p>
+    <w:p>
+      <w:pPr>
+        <w:spacing w:before="120" w:after="120"/>
+        <w:rPr>
+          <w:color w:val="000000"/>
+        </w:rPr>
+      </w:pPr>
+      <w:r>
+        <w:rPr>
+          <w:color w:val="000000"/>
+        </w:rPr>
+        <w:t>7. A great number of information is available.</w:t>
+      </w:r>
+    </w:p>
+    <w:p>
+      <w:pPr>
+        <w:spacing w:before="120" w:after="120"/>
+        <w:rPr>
+          <w:color w:val="000000"/>
+        </w:rPr>
+      </w:pPr>
+      <w:r>
+        <w:rPr>
+          <w:color w:val="000000"/>
+        </w:rPr>
+        <w:t>8. A large amount of students attended.</w:t>
+      </w:r>
+    </w:p>
+    <w:p>
+      <w:pPr>
+        <w:spacing w:before="120" w:after="120"/>
+        <w:rPr>
+          <w:color w:val="000000"/>
+        </w:rPr>
+      </w:pPr>
+      <w:r>
+        <w:rPr>
+          <w:color w:val="000000"/>
+        </w:rPr>
+        <w:t>9. Both of them has finished.</w:t>
+      </w:r>
+    </w:p>
+    <w:p>
+      <w:pPr>
+        <w:spacing w:before="120" w:after="120"/>
+        <w:rPr>
+          <w:color w:val="000000"/>
+        </w:rPr>
+      </w:pPr>
+      <w:r>
+        <w:rPr>
+          <w:color w:val="000000"/>
+        </w:rPr>
+        <w:t>10. One bag is mine; another is Lan's. (chỉ có hai túi)</w:t>
+      </w:r>
+    </w:p>
+    <w:p>
+      <w:pPr>
+        <w:keepNext/>
+        <w:spacing w:before="240" w:after="80"/>
+        <w:rPr>
+          <w:b/>
+          <w:color w:val="000000"/>
+        </w:rPr>
+      </w:pPr>
+      <w:r>
+        <w:rPr>
+          <w:b/>
+          <w:color w:val="000000"/>
+        </w:rPr>
+        <w:t>PHẦN 9. ĐỌC HIỂU VÀ PHÂN TÍCH (10 điểm)</w:t>
+      </w:r>
+    </w:p>
+    <w:p>
+      <w:pPr>
+        <w:rPr>
+          <w:color w:val="000000"/>
+        </w:rPr>
+      </w:pPr>
+      <w:r>
+        <w:rPr>
+          <w:color w:val="000000"/>
+        </w:rPr>
+        <w:t xml:space="preserve">Most students at Green School use digital resources, but not all of them have reliable internet access. Each learner receives an online account, and every one of the accounts includes free study materials. Some students work at home; others use the school computer room. There are two support options: either option is free. Neither requires advance payment. A large number of teachers are available to help, and there is plenty of </w:t>
+      </w:r>
+      <w:r>
+        <w:rPr>
+          <w:color w:val="000000"/>
+        </w:rPr>
+        <w:lastRenderedPageBreak/>
+        <w:t>useful information on the platform. The school hopes to provide more devices and fewer printed worksheets next year.</w:t>
+      </w:r>
+    </w:p>
+    <w:p>
+      <w:pPr>
+        <w:spacing w:before="80" w:after="120"/>
+        <w:rPr>
+          <w:color w:val="000000"/>
+        </w:rPr>
+      </w:pPr>
+      <w:r>
+        <w:rPr>
+          <w:color w:val="000000"/>
+        </w:rPr>
+        <w:t>1. Do all students have reliable internet? 2. What does each learner receive? 3. Where do some students work? 4. How many support options are there? 5. What does the school hope to provide?</w:t>
+      </w:r>
+    </w:p>
+    <w:p>
+      <w:pPr>
+        <w:spacing w:before="120" w:after="120"/>
+        <w:rPr>
+          <w:color w:val="000000"/>
+        </w:rPr>
+      </w:pPr>
+      <w:r>
+        <w:rPr>
+          <w:color w:val="000000"/>
+        </w:rPr>
+        <w:t>6. Why is “most students” correct without of? 7. What does others replace? 8. Why does either option take a singular verb? 9. Why does “a large number of teachers” take are? 10. Why is fewer used with worksheets?</w:t>
+      </w:r>
+    </w:p>
+    <w:p>
+      <w:pPr>
+        <w:keepNext/>
+        <w:spacing w:before="240" w:after="80"/>
+        <w:rPr>
+          <w:b/>
+          <w:color w:val="000000"/>
+        </w:rPr>
+      </w:pPr>
+      <w:r>
+        <w:rPr>
+          <w:b/>
+          <w:color w:val="000000"/>
+        </w:rPr>
+        <w:t>PHẦN 10. VIẾT (10 điểm)</w:t>
+      </w:r>
+    </w:p>
+    <w:p>
+      <w:pPr>
+        <w:rPr>
+          <w:color w:val="000000"/>
+        </w:rPr>
+      </w:pPr>
+      <w:r>
+        <w:rPr>
+          <w:color w:val="000000"/>
+        </w:rPr>
+        <w:t>Viết đoạn văn 100–120 từ mô tả cách một trường học, lớp học hoặc tổ chức phân bổ tài nguyên. Dùng ít nhất 10 từ hạn định/lượng từ thuộc bài học.</w:t>
+      </w:r>
+    </w:p>
+    <w:p>
+      <w:pPr>
+        <w:keepNext/>
+        <w:pageBreakBefore/>
+        <w:spacing w:before="240" w:after="80"/>
+        <w:rPr>
+          <w:b/>
+          <w:color w:val="000000"/>
+        </w:rPr>
+      </w:pPr>
+      <w:r>
+        <w:rPr>
+          <w:b/>
+          <w:color w:val="000000"/>
+        </w:rPr>
+        <w:lastRenderedPageBreak/>
+        <w:t>ĐÁP ÁN</w:t>
+      </w:r>
+    </w:p>
+    <w:p>
+      <w:pPr>
+        <w:keepNext/>
+        <w:spacing w:after="240"/>
+        <w:jc w:val="center"/>
+        <w:rPr>
+          <w:b/>
+          <w:color w:val="000000"/>
+          <w:sz w:val="30"/>
+        </w:rPr>
+      </w:pPr>
+      <w:r>
+        <w:rPr>
+          <w:b/>
+          <w:color w:val="000000"/>
+          <w:sz w:val="30"/>
+        </w:rPr>
+        <w:t>PHẦN 1</w:t>
+      </w:r>
+    </w:p>
+    <w:p>
+      <w:pPr>
+        <w:spacing w:after="160"/>
+        <w:rPr>
+          <w:color w:val="000000"/>
+        </w:rPr>
+      </w:pPr>
+      <w:r>
+        <w:rPr>
+          <w:color w:val="000000"/>
+        </w:rPr>
+        <w:t>1. another</w:t>
+      </w:r>
+    </w:p>
+    <w:p>
+      <w:pPr>
+        <w:spacing w:after="160"/>
+        <w:rPr>
+          <w:color w:val="000000"/>
+        </w:rPr>
+      </w:pPr>
+      <w:r>
+        <w:rPr>
+          <w:color w:val="000000"/>
+        </w:rPr>
+        <w:t>2. others</w:t>
+      </w:r>
+    </w:p>
+    <w:p>
+      <w:pPr>
+        <w:spacing w:after="160"/>
+        <w:rPr>
+          <w:color w:val="000000"/>
+        </w:rPr>
+      </w:pPr>
+      <w:r>
+        <w:rPr>
+          <w:color w:val="000000"/>
+        </w:rPr>
+        <w:t>3. other</w:t>
+      </w:r>
+    </w:p>
+    <w:p>
+      <w:pPr>
+        <w:spacing w:after="160"/>
+        <w:rPr>
+          <w:color w:val="000000"/>
+        </w:rPr>
+      </w:pPr>
+      <w:r>
+        <w:rPr>
+          <w:color w:val="000000"/>
+        </w:rPr>
+        <w:t>4. another</w:t>
+      </w:r>
+    </w:p>
+    <w:p>
+      <w:pPr>
+        <w:spacing w:after="160"/>
+        <w:rPr>
+          <w:color w:val="000000"/>
+        </w:rPr>
+      </w:pPr>
+      <w:r>
+        <w:rPr>
+          <w:color w:val="000000"/>
+        </w:rPr>
+        <w:t>5. other</w:t>
+      </w:r>
+    </w:p>
+    <w:p>
+      <w:pPr>
+        <w:spacing w:after="160"/>
+        <w:rPr>
+          <w:color w:val="000000"/>
+        </w:rPr>
+      </w:pPr>
+      <w:r>
+        <w:rPr>
+          <w:color w:val="000000"/>
+        </w:rPr>
+        <w:t>6. another/the other tùy ngữ cảnh</w:t>
+      </w:r>
+    </w:p>
+    <w:p>
+      <w:pPr>
+        <w:spacing w:after="160"/>
+        <w:rPr>
+          <w:color w:val="000000"/>
+        </w:rPr>
+      </w:pPr>
+      <w:r>
+        <w:rPr>
+          <w:color w:val="000000"/>
+        </w:rPr>
+        <w:t>7. another</w:t>
+      </w:r>
+    </w:p>
+    <w:p>
+      <w:pPr>
+        <w:spacing w:after="160"/>
+        <w:rPr>
+          <w:color w:val="000000"/>
+        </w:rPr>
+      </w:pPr>
+      <w:r>
+        <w:rPr>
+          <w:color w:val="000000"/>
+        </w:rPr>
+        <w:t>8. others</w:t>
+      </w:r>
+    </w:p>
+    <w:p>
+      <w:pPr>
+        <w:spacing w:after="160"/>
+        <w:rPr>
+          <w:color w:val="000000"/>
+        </w:rPr>
+      </w:pPr>
+      <w:r>
+        <w:rPr>
+          <w:color w:val="000000"/>
+        </w:rPr>
+        <w:t>9. other</w:t>
+      </w:r>
+    </w:p>
+    <w:p>
+      <w:pPr>
+        <w:spacing w:after="160"/>
+        <w:rPr>
+          <w:color w:val="000000"/>
+        </w:rPr>
+      </w:pPr>
+      <w:r>
+        <w:rPr>
+          <w:color w:val="000000"/>
+        </w:rPr>
+        <w:t>10. another</w:t>
+      </w:r>
+    </w:p>
+    <w:p>
+      <w:pPr>
+        <w:keepNext/>
+        <w:spacing w:before="240" w:after="80"/>
+        <w:rPr>
+          <w:b/>
+          <w:color w:val="000000"/>
+        </w:rPr>
+      </w:pPr>
+      <w:r>
+        <w:rPr>
+          <w:b/>
+          <w:color w:val="000000"/>
+        </w:rPr>
+        <w:t>PHẦN 2</w:t>
+      </w:r>
+    </w:p>
+    <w:p>
+      <w:pPr>
+        <w:spacing w:after="160"/>
+        <w:rPr>
+          <w:color w:val="000000"/>
+        </w:rPr>
+      </w:pPr>
+      <w:r>
+        <w:rPr>
+          <w:color w:val="000000"/>
+        </w:rPr>
+        <w:t>1. the other</w:t>
+      </w:r>
+    </w:p>
+    <w:p>
+      <w:pPr>
+        <w:spacing w:after="160"/>
+        <w:rPr>
+          <w:color w:val="000000"/>
+        </w:rPr>
+      </w:pPr>
+      <w:r>
+        <w:rPr>
+          <w:color w:val="000000"/>
+        </w:rPr>
+        <w:t>2. the others</w:t>
+      </w:r>
+    </w:p>
+    <w:p>
+      <w:pPr>
+        <w:spacing w:after="160"/>
+        <w:rPr>
+          <w:color w:val="000000"/>
+        </w:rPr>
+      </w:pPr>
+      <w:r>
+        <w:rPr>
+          <w:color w:val="000000"/>
+        </w:rPr>
+        <w:t>3. the other</w:t>
+      </w:r>
+    </w:p>
+    <w:p>
+      <w:pPr>
+        <w:spacing w:after="160"/>
+        <w:rPr>
+          <w:color w:val="000000"/>
+        </w:rPr>
+      </w:pPr>
+      <w:r>
+        <w:rPr>
+          <w:color w:val="000000"/>
+        </w:rPr>
+        <w:t>4. the other</w:t>
+      </w:r>
+    </w:p>
+    <w:p>
+      <w:pPr>
+        <w:spacing w:after="160"/>
+        <w:rPr>
+          <w:color w:val="000000"/>
+        </w:rPr>
+      </w:pPr>
+      <w:r>
+        <w:rPr>
+          <w:color w:val="000000"/>
+        </w:rPr>
+        <w:t>5. the others</w:t>
+      </w:r>
+    </w:p>
+    <w:p>
+      <w:pPr>
+        <w:spacing w:after="160"/>
+        <w:rPr>
+          <w:color w:val="000000"/>
+        </w:rPr>
+      </w:pPr>
+      <w:r>
+        <w:rPr>
+          <w:color w:val="000000"/>
+        </w:rPr>
+        <w:t>6. the other</w:t>
+      </w:r>
+    </w:p>
+    <w:p>
+      <w:pPr>
+        <w:spacing w:after="160"/>
+        <w:rPr>
+          <w:color w:val="000000"/>
+        </w:rPr>
+      </w:pPr>
+      <w:r>
+        <w:rPr>
+          <w:color w:val="000000"/>
+        </w:rPr>
+        <w:t>7. the others</w:t>
+      </w:r>
+    </w:p>
+    <w:p>
+      <w:pPr>
+        <w:spacing w:after="160"/>
+        <w:rPr>
+          <w:color w:val="000000"/>
+        </w:rPr>
+      </w:pPr>
+      <w:r>
+        <w:rPr>
+          <w:color w:val="000000"/>
+        </w:rPr>
+        <w:t>8. the other</w:t>
+      </w:r>
+    </w:p>
+    <w:p>
+      <w:pPr>
+        <w:spacing w:after="160"/>
+        <w:rPr>
+          <w:color w:val="000000"/>
+        </w:rPr>
+      </w:pPr>
+      <w:r>
+        <w:rPr>
+          <w:color w:val="000000"/>
+        </w:rPr>
+        <w:t>9. the others</w:t>
+      </w:r>
+    </w:p>
+    <w:p>
+      <w:pPr>
+        <w:spacing w:after="160"/>
+        <w:rPr>
+          <w:color w:val="000000"/>
+        </w:rPr>
+      </w:pPr>
+      <w:r>
+        <w:rPr>
+          <w:color w:val="000000"/>
+        </w:rPr>
+        <w:t>10. the other</w:t>
+      </w:r>
+    </w:p>
+    <w:p>
+      <w:pPr>
+        <w:keepNext/>
+        <w:spacing w:before="240" w:after="80"/>
+        <w:rPr>
+          <w:b/>
+          <w:color w:val="000000"/>
+        </w:rPr>
+      </w:pPr>
+      <w:r>
+        <w:rPr>
+          <w:b/>
+          <w:color w:val="000000"/>
+        </w:rPr>
+        <w:t>PHẦN 3</w:t>
+      </w:r>
+    </w:p>
+    <w:p>
+      <w:pPr>
+        <w:spacing w:after="160"/>
+        <w:rPr>
+          <w:color w:val="000000"/>
+        </w:rPr>
+      </w:pPr>
+      <w:r>
+        <w:rPr>
+          <w:color w:val="000000"/>
+        </w:rPr>
+        <w:t>1. Both</w:t>
+      </w:r>
+    </w:p>
+    <w:p>
+      <w:pPr>
+        <w:spacing w:after="160"/>
+        <w:rPr>
+          <w:color w:val="000000"/>
+        </w:rPr>
+      </w:pPr>
+      <w:r>
+        <w:rPr>
+          <w:color w:val="000000"/>
+        </w:rPr>
+        <w:t>2. either</w:t>
+      </w:r>
+    </w:p>
+    <w:p>
+      <w:pPr>
+        <w:spacing w:after="160"/>
+        <w:rPr>
+          <w:color w:val="000000"/>
+        </w:rPr>
+      </w:pPr>
+      <w:r>
+        <w:rPr>
+          <w:color w:val="000000"/>
+        </w:rPr>
+        <w:t>3. Neither</w:t>
+      </w:r>
+    </w:p>
+    <w:p>
+      <w:pPr>
+        <w:spacing w:after="160"/>
+        <w:rPr>
+          <w:color w:val="000000"/>
+        </w:rPr>
+      </w:pPr>
+      <w:r>
+        <w:rPr>
+          <w:color w:val="000000"/>
+        </w:rPr>
+        <w:t>4. are</w:t>
+      </w:r>
+    </w:p>
+    <w:p>
+      <w:pPr>
+        <w:spacing w:after="160"/>
+        <w:rPr>
+          <w:color w:val="000000"/>
+        </w:rPr>
+      </w:pPr>
+      <w:r>
+        <w:rPr>
+          <w:color w:val="000000"/>
+        </w:rPr>
+        <w:t>5. is</w:t>
+      </w:r>
+    </w:p>
+    <w:p>
+      <w:pPr>
+        <w:spacing w:after="160"/>
+        <w:rPr>
+          <w:color w:val="000000"/>
+        </w:rPr>
+      </w:pPr>
+      <w:r>
+        <w:rPr>
+          <w:color w:val="000000"/>
+        </w:rPr>
+        <w:t>6. has</w:t>
+      </w:r>
+    </w:p>
+    <w:p>
+      <w:pPr>
+        <w:spacing w:after="160"/>
+        <w:rPr>
+          <w:color w:val="000000"/>
+        </w:rPr>
+      </w:pPr>
+      <w:r>
+        <w:rPr>
+          <w:color w:val="000000"/>
+        </w:rPr>
+        <w:lastRenderedPageBreak/>
+        <w:t>7. Both</w:t>
+      </w:r>
+    </w:p>
+    <w:p>
+      <w:pPr>
+        <w:spacing w:after="160"/>
+        <w:rPr>
+          <w:color w:val="000000"/>
+        </w:rPr>
+      </w:pPr>
+      <w:r>
+        <w:rPr>
+          <w:color w:val="000000"/>
+        </w:rPr>
+        <w:t>8. either</w:t>
+      </w:r>
+    </w:p>
+    <w:p>
+      <w:pPr>
+        <w:spacing w:after="160"/>
+        <w:rPr>
+          <w:color w:val="000000"/>
+        </w:rPr>
+      </w:pPr>
+      <w:r>
+        <w:rPr>
+          <w:color w:val="000000"/>
+        </w:rPr>
+        <w:t>9. Neither</w:t>
+      </w:r>
+    </w:p>
+    <w:p>
+      <w:pPr>
+        <w:spacing w:after="160"/>
+        <w:rPr>
+          <w:color w:val="000000"/>
+        </w:rPr>
+      </w:pPr>
+      <w:r>
+        <w:rPr>
+          <w:color w:val="000000"/>
+        </w:rPr>
+        <w:t>10. neither</w:t>
+      </w:r>
+    </w:p>
+    <w:p>
+      <w:pPr>
+        <w:keepNext/>
+        <w:spacing w:before="240" w:after="80"/>
+        <w:rPr>
+          <w:b/>
+          <w:color w:val="000000"/>
+        </w:rPr>
+      </w:pPr>
+      <w:r>
+        <w:rPr>
+          <w:b/>
+          <w:color w:val="000000"/>
+        </w:rPr>
+        <w:t>PHẦN 4</w:t>
+      </w:r>
+    </w:p>
+    <w:p>
+      <w:pPr>
+        <w:spacing w:after="160"/>
+        <w:rPr>
+          <w:color w:val="000000"/>
+        </w:rPr>
+      </w:pPr>
+      <w:r>
+        <w:rPr>
+          <w:color w:val="000000"/>
+        </w:rPr>
+        <w:t>1. Each/Every</w:t>
+      </w:r>
+    </w:p>
+    <w:p>
+      <w:pPr>
+        <w:spacing w:after="160"/>
+        <w:rPr>
+          <w:color w:val="000000"/>
+        </w:rPr>
+      </w:pPr>
+      <w:r>
+        <w:rPr>
+          <w:color w:val="000000"/>
+        </w:rPr>
+        <w:t>2. every</w:t>
+      </w:r>
+    </w:p>
+    <w:p>
+      <w:pPr>
+        <w:spacing w:after="160"/>
+        <w:rPr>
+          <w:color w:val="000000"/>
+        </w:rPr>
+      </w:pPr>
+      <w:r>
+        <w:rPr>
+          <w:color w:val="000000"/>
+        </w:rPr>
+        <w:t>3. Each</w:t>
+      </w:r>
+    </w:p>
+    <w:p>
+      <w:pPr>
+        <w:spacing w:after="160"/>
+        <w:rPr>
+          <w:color w:val="000000"/>
+        </w:rPr>
+      </w:pPr>
+      <w:r>
+        <w:rPr>
+          <w:color w:val="000000"/>
+        </w:rPr>
+        <w:t>4. All</w:t>
+      </w:r>
+    </w:p>
+    <w:p>
+      <w:pPr>
+        <w:spacing w:after="160"/>
+        <w:rPr>
+          <w:color w:val="000000"/>
+        </w:rPr>
+      </w:pPr>
+      <w:r>
+        <w:rPr>
+          <w:color w:val="000000"/>
+        </w:rPr>
+        <w:t>5. None</w:t>
+      </w:r>
+    </w:p>
+    <w:p>
+      <w:pPr>
+        <w:spacing w:after="160"/>
+        <w:rPr>
+          <w:color w:val="000000"/>
+        </w:rPr>
+      </w:pPr>
+      <w:r>
+        <w:rPr>
+          <w:color w:val="000000"/>
+        </w:rPr>
+        <w:t>6. no</w:t>
+      </w:r>
+    </w:p>
+    <w:p>
+      <w:pPr>
+        <w:spacing w:after="160"/>
+        <w:rPr>
+          <w:color w:val="000000"/>
+        </w:rPr>
+      </w:pPr>
+      <w:r>
+        <w:rPr>
+          <w:color w:val="000000"/>
+        </w:rPr>
+        <w:t>7. None</w:t>
+      </w:r>
+    </w:p>
+    <w:p>
+      <w:pPr>
+        <w:spacing w:after="160"/>
+        <w:rPr>
+          <w:color w:val="000000"/>
+        </w:rPr>
+      </w:pPr>
+      <w:r>
+        <w:rPr>
+          <w:color w:val="000000"/>
+        </w:rPr>
+        <w:t>8. each</w:t>
+      </w:r>
+    </w:p>
+    <w:p>
+      <w:pPr>
+        <w:spacing w:after="160"/>
+        <w:rPr>
+          <w:color w:val="000000"/>
+        </w:rPr>
+      </w:pPr>
+      <w:r>
+        <w:rPr>
+          <w:color w:val="000000"/>
+        </w:rPr>
+        <w:t>9. All</w:t>
+      </w:r>
+    </w:p>
+    <w:p>
+      <w:pPr>
+        <w:spacing w:after="160"/>
+        <w:rPr>
+          <w:color w:val="000000"/>
+        </w:rPr>
+      </w:pPr>
+      <w:r>
+        <w:rPr>
+          <w:color w:val="000000"/>
+        </w:rPr>
+        <w:t>10. Every</w:t>
+      </w:r>
+    </w:p>
+    <w:p>
+      <w:pPr>
+        <w:keepNext/>
+        <w:spacing w:before="240" w:after="80"/>
+        <w:rPr>
+          <w:b/>
+          <w:color w:val="000000"/>
+        </w:rPr>
+      </w:pPr>
+      <w:r>
+        <w:rPr>
+          <w:b/>
+          <w:color w:val="000000"/>
+        </w:rPr>
+        <w:t>PHẦN 5</w:t>
+      </w:r>
+    </w:p>
+    <w:p>
+      <w:pPr>
+        <w:spacing w:after="160"/>
+        <w:rPr>
+          <w:color w:val="000000"/>
+        </w:rPr>
+      </w:pPr>
+      <w:r>
+        <w:rPr>
+          <w:color w:val="000000"/>
+        </w:rPr>
+        <w:t>1. Most</w:t>
+      </w:r>
+    </w:p>
+    <w:p>
+      <w:pPr>
+        <w:spacing w:after="160"/>
+        <w:rPr>
+          <w:color w:val="000000"/>
+        </w:rPr>
+      </w:pPr>
+      <w:r>
+        <w:rPr>
+          <w:color w:val="000000"/>
+        </w:rPr>
+        <w:t>2. Most of</w:t>
+      </w:r>
+    </w:p>
+    <w:p>
+      <w:pPr>
+        <w:spacing w:after="160"/>
+        <w:rPr>
+          <w:color w:val="000000"/>
+        </w:rPr>
+      </w:pPr>
+      <w:r>
+        <w:rPr>
+          <w:color w:val="000000"/>
+        </w:rPr>
+        <w:t>3. Most</w:t>
+      </w:r>
+    </w:p>
+    <w:p>
+      <w:pPr>
+        <w:spacing w:after="160"/>
+        <w:rPr>
+          <w:color w:val="000000"/>
+        </w:rPr>
+      </w:pPr>
+      <w:r>
+        <w:rPr>
+          <w:color w:val="000000"/>
+        </w:rPr>
+        <w:t>4. Most of</w:t>
+      </w:r>
+    </w:p>
+    <w:p>
+      <w:pPr>
+        <w:spacing w:after="160"/>
+        <w:rPr>
+          <w:color w:val="000000"/>
+        </w:rPr>
+      </w:pPr>
+      <w:r>
+        <w:rPr>
+          <w:color w:val="000000"/>
+        </w:rPr>
+        <w:t>5. Most</w:t>
+      </w:r>
+    </w:p>
+    <w:p>
+      <w:pPr>
+        <w:spacing w:after="160"/>
+        <w:rPr>
+          <w:color w:val="000000"/>
+        </w:rPr>
+      </w:pPr>
+      <w:r>
+        <w:rPr>
+          <w:color w:val="000000"/>
+        </w:rPr>
+        <w:t>6. Most of</w:t>
+      </w:r>
+    </w:p>
+    <w:p>
+      <w:pPr>
+        <w:spacing w:after="160"/>
+        <w:rPr>
+          <w:color w:val="000000"/>
+        </w:rPr>
+      </w:pPr>
+      <w:r>
+        <w:rPr>
+          <w:color w:val="000000"/>
+        </w:rPr>
+        <w:t>7. Most of</w:t>
+      </w:r>
+    </w:p>
+    <w:p>
+      <w:pPr>
+        <w:spacing w:after="160"/>
+        <w:rPr>
+          <w:color w:val="000000"/>
+        </w:rPr>
+      </w:pPr>
+      <w:r>
+        <w:rPr>
+          <w:color w:val="000000"/>
+        </w:rPr>
+        <w:t>8. Most</w:t>
+      </w:r>
+    </w:p>
+    <w:p>
+      <w:pPr>
+        <w:spacing w:after="160"/>
+        <w:rPr>
+          <w:color w:val="000000"/>
+        </w:rPr>
+      </w:pPr>
+      <w:r>
+        <w:rPr>
+          <w:color w:val="000000"/>
+        </w:rPr>
+        <w:t>9. Most of</w:t>
+      </w:r>
+    </w:p>
+    <w:p>
+      <w:pPr>
+        <w:spacing w:after="160"/>
+        <w:rPr>
+          <w:color w:val="000000"/>
+        </w:rPr>
+      </w:pPr>
+      <w:r>
+        <w:rPr>
+          <w:color w:val="000000"/>
+        </w:rPr>
+        <w:t>10. Most</w:t>
+      </w:r>
+    </w:p>
+    <w:p>
+      <w:pPr>
+        <w:keepNext/>
+        <w:spacing w:before="240" w:after="80"/>
+        <w:rPr>
+          <w:b/>
+          <w:color w:val="000000"/>
+        </w:rPr>
+      </w:pPr>
+      <w:r>
+        <w:rPr>
+          <w:b/>
+          <w:color w:val="000000"/>
+        </w:rPr>
+        <w:t>PHẦN 6</w:t>
+      </w:r>
+    </w:p>
+    <w:p>
+      <w:pPr>
+        <w:spacing w:after="160"/>
+        <w:rPr>
+          <w:color w:val="000000"/>
+        </w:rPr>
+      </w:pPr>
+      <w:r>
+        <w:rPr>
+          <w:color w:val="000000"/>
+        </w:rPr>
+        <w:t>1. many</w:t>
+      </w:r>
+    </w:p>
+    <w:p>
+      <w:pPr>
+        <w:spacing w:after="160"/>
+        <w:rPr>
+          <w:color w:val="000000"/>
+        </w:rPr>
+      </w:pPr>
+      <w:r>
+        <w:rPr>
+          <w:color w:val="000000"/>
+        </w:rPr>
+        <w:t>2. much</w:t>
+      </w:r>
+    </w:p>
+    <w:p>
+      <w:pPr>
+        <w:spacing w:after="160"/>
+        <w:rPr>
+          <w:color w:val="000000"/>
+        </w:rPr>
+      </w:pPr>
+      <w:r>
+        <w:rPr>
+          <w:color w:val="000000"/>
+        </w:rPr>
+        <w:t>3. a great deal of</w:t>
+      </w:r>
+    </w:p>
+    <w:p>
+      <w:pPr>
+        <w:spacing w:after="160"/>
+        <w:rPr>
+          <w:color w:val="000000"/>
+        </w:rPr>
+      </w:pPr>
+      <w:r>
+        <w:rPr>
+          <w:color w:val="000000"/>
+        </w:rPr>
+        <w:lastRenderedPageBreak/>
+        <w:t>4. Several</w:t>
+      </w:r>
+    </w:p>
+    <w:p>
+      <w:pPr>
+        <w:spacing w:after="160"/>
+        <w:rPr>
+          <w:color w:val="000000"/>
+        </w:rPr>
+      </w:pPr>
+      <w:r>
+        <w:rPr>
+          <w:color w:val="000000"/>
+        </w:rPr>
+        <w:t>5. plenty of</w:t>
+      </w:r>
+    </w:p>
+    <w:p>
+      <w:pPr>
+        <w:spacing w:after="160"/>
+        <w:rPr>
+          <w:color w:val="000000"/>
+        </w:rPr>
+      </w:pPr>
+      <w:r>
+        <w:rPr>
+          <w:color w:val="000000"/>
+        </w:rPr>
+        <w:t>6. fewer</w:t>
+      </w:r>
+    </w:p>
+    <w:p>
+      <w:pPr>
+        <w:spacing w:after="160"/>
+        <w:rPr>
+          <w:color w:val="000000"/>
+        </w:rPr>
+      </w:pPr>
+      <w:r>
+        <w:rPr>
+          <w:color w:val="000000"/>
+        </w:rPr>
+        <w:t>7. less</w:t>
+      </w:r>
+    </w:p>
+    <w:p>
+      <w:pPr>
+        <w:spacing w:after="160"/>
+        <w:rPr>
+          <w:color w:val="000000"/>
+        </w:rPr>
+      </w:pPr>
+      <w:r>
+        <w:rPr>
+          <w:color w:val="000000"/>
+        </w:rPr>
+        <w:t>8. are</w:t>
+      </w:r>
+    </w:p>
+    <w:p>
+      <w:pPr>
+        <w:spacing w:after="160"/>
+        <w:rPr>
+          <w:color w:val="000000"/>
+        </w:rPr>
+      </w:pPr>
+      <w:r>
+        <w:rPr>
+          <w:color w:val="000000"/>
+        </w:rPr>
+        <w:t>9. is</w:t>
+      </w:r>
+    </w:p>
+    <w:p>
+      <w:pPr>
+        <w:spacing w:after="160"/>
+        <w:rPr>
+          <w:color w:val="000000"/>
+        </w:rPr>
+      </w:pPr>
+      <w:r>
+        <w:rPr>
+          <w:color w:val="000000"/>
+        </w:rPr>
+        <w:t>10. has</w:t>
+      </w:r>
+    </w:p>
+    <w:p>
+      <w:pPr>
+        <w:keepNext/>
+        <w:spacing w:before="240" w:after="80"/>
+        <w:rPr>
+          <w:b/>
+          <w:color w:val="000000"/>
+        </w:rPr>
+      </w:pPr>
+      <w:r>
+        <w:rPr>
+          <w:b/>
+          <w:color w:val="000000"/>
+        </w:rPr>
+        <w:t>PHẦN 7</w:t>
+      </w:r>
+    </w:p>
+    <w:p>
+      <w:pPr>
+        <w:spacing w:after="160"/>
+        <w:rPr>
+          <w:color w:val="000000"/>
+        </w:rPr>
+      </w:pPr>
+      <w:r>
+        <w:rPr>
+          <w:color w:val="000000"/>
+        </w:rPr>
+        <w:t>1. B</w:t>
+      </w:r>
+    </w:p>
+    <w:p>
+      <w:pPr>
+        <w:spacing w:after="160"/>
+        <w:rPr>
+          <w:color w:val="000000"/>
+        </w:rPr>
+      </w:pPr>
+      <w:r>
+        <w:rPr>
+          <w:color w:val="000000"/>
+        </w:rPr>
+        <w:t>2. C</w:t>
+      </w:r>
+    </w:p>
+    <w:p>
+      <w:pPr>
+        <w:spacing w:after="160"/>
+        <w:rPr>
+          <w:color w:val="000000"/>
+        </w:rPr>
+      </w:pPr>
+      <w:r>
+        <w:rPr>
+          <w:color w:val="000000"/>
+        </w:rPr>
+        <w:t>3. A</w:t>
+      </w:r>
+    </w:p>
+    <w:p>
+      <w:pPr>
+        <w:spacing w:after="160"/>
+        <w:rPr>
+          <w:color w:val="000000"/>
+        </w:rPr>
+      </w:pPr>
+      <w:r>
+        <w:rPr>
+          <w:color w:val="000000"/>
+        </w:rPr>
+        <w:t>4. B</w:t>
+      </w:r>
+    </w:p>
+    <w:p>
+      <w:pPr>
+        <w:spacing w:after="160"/>
+        <w:rPr>
+          <w:color w:val="000000"/>
+        </w:rPr>
+      </w:pPr>
+      <w:r>
+        <w:rPr>
+          <w:color w:val="000000"/>
+        </w:rPr>
+        <w:t>5. A</w:t>
+      </w:r>
+    </w:p>
+    <w:p>
+      <w:pPr>
+        <w:spacing w:after="160"/>
+        <w:rPr>
+          <w:color w:val="000000"/>
+        </w:rPr>
+      </w:pPr>
+      <w:r>
+        <w:rPr>
+          <w:color w:val="000000"/>
+        </w:rPr>
+        <w:t>6. C</w:t>
+      </w:r>
+    </w:p>
+    <w:p>
+      <w:pPr>
+        <w:spacing w:after="160"/>
+        <w:rPr>
+          <w:color w:val="000000"/>
+        </w:rPr>
+      </w:pPr>
+      <w:r>
+        <w:rPr>
+          <w:color w:val="000000"/>
+        </w:rPr>
+        <w:t>7. B</w:t>
+      </w:r>
+    </w:p>
+    <w:p>
+      <w:pPr>
+        <w:spacing w:after="160"/>
+        <w:rPr>
+          <w:color w:val="000000"/>
+        </w:rPr>
+      </w:pPr>
+      <w:r>
+        <w:rPr>
+          <w:color w:val="000000"/>
+        </w:rPr>
+        <w:t>8. A</w:t>
+      </w:r>
+    </w:p>
+    <w:p>
+      <w:pPr>
+        <w:spacing w:after="160"/>
+        <w:rPr>
+          <w:color w:val="000000"/>
+        </w:rPr>
+      </w:pPr>
+      <w:r>
+        <w:rPr>
+          <w:color w:val="000000"/>
+        </w:rPr>
+        <w:t>9. A</w:t>
+      </w:r>
+    </w:p>
+    <w:p>
+      <w:pPr>
+        <w:spacing w:after="160"/>
+        <w:rPr>
+          <w:color w:val="000000"/>
+        </w:rPr>
+      </w:pPr>
+      <w:r>
+        <w:rPr>
+          <w:color w:val="000000"/>
+        </w:rPr>
+        <w:t>10. C</w:t>
+      </w:r>
+    </w:p>
+    <w:p>
+      <w:pPr>
+        <w:keepNext/>
+        <w:spacing w:before="240" w:after="80"/>
+        <w:rPr>
+          <w:b/>
+          <w:color w:val="000000"/>
+        </w:rPr>
+      </w:pPr>
+      <w:r>
+        <w:rPr>
+          <w:b/>
+          <w:color w:val="000000"/>
+        </w:rPr>
+        <w:t>PHẦN 8</w:t>
+      </w:r>
+    </w:p>
+    <w:p>
+      <w:pPr>
+        <w:spacing w:after="160"/>
+        <w:rPr>
+          <w:color w:val="000000"/>
+        </w:rPr>
+      </w:pPr>
+      <w:r>
+        <w:rPr>
+          <w:color w:val="000000"/>
+        </w:rPr>
+        <w:t>1. other books / another book</w:t>
+      </w:r>
+    </w:p>
+    <w:p>
+      <w:pPr>
+        <w:spacing w:after="160"/>
+        <w:rPr>
+          <w:color w:val="000000"/>
+        </w:rPr>
+      </w:pPr>
+      <w:r>
+        <w:rPr>
+          <w:color w:val="000000"/>
+        </w:rPr>
+        <w:t>2. Other students</w:t>
+      </w:r>
+    </w:p>
+    <w:p>
+      <w:pPr>
+        <w:spacing w:after="160"/>
+        <w:rPr>
+          <w:color w:val="000000"/>
+        </w:rPr>
+      </w:pPr>
+      <w:r>
+        <w:rPr>
+          <w:color w:val="000000"/>
+        </w:rPr>
+        <w:t>3. Most people</w:t>
+      </w:r>
+    </w:p>
+    <w:p>
+      <w:pPr>
+        <w:spacing w:after="160"/>
+        <w:rPr>
+          <w:color w:val="000000"/>
+        </w:rPr>
+      </w:pPr>
+      <w:r>
+        <w:rPr>
+          <w:color w:val="000000"/>
+        </w:rPr>
+        <w:t>4. Each of the rooms / Every one of the rooms</w:t>
+      </w:r>
+    </w:p>
+    <w:p>
+      <w:pPr>
+        <w:spacing w:after="160"/>
+        <w:rPr>
+          <w:color w:val="000000"/>
+        </w:rPr>
+      </w:pPr>
+      <w:r>
+        <w:rPr>
+          <w:color w:val="000000"/>
+        </w:rPr>
+        <w:t>5. Neither answer is</w:t>
+      </w:r>
+    </w:p>
+    <w:p>
+      <w:pPr>
+        <w:spacing w:after="160"/>
+        <w:rPr>
+          <w:color w:val="000000"/>
+        </w:rPr>
+      </w:pPr>
+      <w:r>
+        <w:rPr>
+          <w:color w:val="000000"/>
+        </w:rPr>
+        <w:t>6. fewer mistakes</w:t>
+      </w:r>
+    </w:p>
+    <w:p>
+      <w:pPr>
+        <w:spacing w:after="160"/>
+        <w:rPr>
+          <w:color w:val="000000"/>
+        </w:rPr>
+      </w:pPr>
+      <w:r>
+        <w:rPr>
+          <w:color w:val="000000"/>
+        </w:rPr>
+        <w:t>7. a great deal of information</w:t>
+      </w:r>
+    </w:p>
+    <w:p>
+      <w:pPr>
+        <w:spacing w:after="160"/>
+        <w:rPr>
+          <w:color w:val="000000"/>
+        </w:rPr>
+      </w:pPr>
+      <w:r>
+        <w:rPr>
+          <w:color w:val="000000"/>
+        </w:rPr>
+        <w:t>8. a large number of students</w:t>
+      </w:r>
+    </w:p>
+    <w:p>
+      <w:pPr>
+        <w:spacing w:after="160"/>
+        <w:rPr>
+          <w:color w:val="000000"/>
+        </w:rPr>
+      </w:pPr>
+      <w:r>
+        <w:rPr>
+          <w:color w:val="000000"/>
+        </w:rPr>
+        <w:t>9. have finished</w:t>
+      </w:r>
+    </w:p>
+    <w:p>
+      <w:pPr>
+        <w:spacing w:after="160"/>
+        <w:rPr>
+          <w:color w:val="000000"/>
+        </w:rPr>
+      </w:pPr>
+      <w:r>
+        <w:rPr>
+          <w:color w:val="000000"/>
+        </w:rPr>
+        <w:t>10. the other is Lan's</w:t>
+      </w:r>
+    </w:p>
+    <w:p>
+      <w:pPr>
+        <w:keepNext/>
+        <w:spacing w:before="240" w:after="80"/>
+        <w:rPr>
+          <w:b/>
+          <w:color w:val="000000"/>
+        </w:rPr>
+      </w:pPr>
+      <w:r>
+        <w:rPr>
+          <w:b/>
+          <w:color w:val="000000"/>
+        </w:rPr>
+        <w:lastRenderedPageBreak/>
+        <w:t>PHẦN 9</w:t>
+      </w:r>
+    </w:p>
+    <w:p>
+      <w:pPr>
+        <w:spacing w:after="160"/>
+        <w:rPr>
+          <w:color w:val="000000"/>
+        </w:rPr>
+      </w:pPr>
+      <w:r>
+        <w:rPr>
+          <w:color w:val="000000"/>
+        </w:rPr>
+        <w:t>1. No</w:t>
+      </w:r>
+    </w:p>
+    <w:p>
+      <w:pPr>
+        <w:spacing w:after="160"/>
+        <w:rPr>
+          <w:color w:val="000000"/>
+        </w:rPr>
+      </w:pPr>
+      <w:r>
+        <w:rPr>
+          <w:color w:val="000000"/>
+        </w:rPr>
+        <w:t>2. An online account</w:t>
+      </w:r>
+    </w:p>
+    <w:p>
+      <w:pPr>
+        <w:spacing w:after="160"/>
+        <w:rPr>
+          <w:color w:val="000000"/>
+        </w:rPr>
+      </w:pPr>
+      <w:r>
+        <w:rPr>
+          <w:color w:val="000000"/>
+        </w:rPr>
+        <w:t>3. At home</w:t>
+      </w:r>
+    </w:p>
+    <w:p>
+      <w:pPr>
+        <w:spacing w:after="160"/>
+        <w:rPr>
+          <w:color w:val="000000"/>
+        </w:rPr>
+      </w:pPr>
+      <w:r>
+        <w:rPr>
+          <w:color w:val="000000"/>
+        </w:rPr>
+        <w:t>4. Two</w:t>
+      </w:r>
+    </w:p>
+    <w:p>
+      <w:pPr>
+        <w:spacing w:after="160"/>
+        <w:rPr>
+          <w:color w:val="000000"/>
+        </w:rPr>
+      </w:pPr>
+      <w:r>
+        <w:rPr>
+          <w:color w:val="000000"/>
+        </w:rPr>
+        <w:t>5. More devices and fewer printed worksheets</w:t>
+      </w:r>
+    </w:p>
+    <w:p>
+      <w:pPr>
+        <w:spacing w:after="160"/>
+        <w:rPr>
+          <w:color w:val="000000"/>
+        </w:rPr>
+      </w:pPr>
+      <w:r>
+        <w:rPr>
+          <w:color w:val="000000"/>
+        </w:rPr>
+        <w:t>6. Most directly modifies a general plural noun</w:t>
+      </w:r>
+    </w:p>
+    <w:p>
+      <w:pPr>
+        <w:spacing w:after="160"/>
+        <w:rPr>
+          <w:color w:val="000000"/>
+        </w:rPr>
+      </w:pPr>
+      <w:r>
+        <w:rPr>
+          <w:color w:val="000000"/>
+        </w:rPr>
+        <w:t>7. Other students</w:t>
+      </w:r>
+    </w:p>
+    <w:p>
+      <w:pPr>
+        <w:spacing w:after="160"/>
+        <w:rPr>
+          <w:color w:val="000000"/>
+        </w:rPr>
+      </w:pPr>
+      <w:r>
+        <w:rPr>
+          <w:color w:val="000000"/>
+        </w:rPr>
+        <w:t>8. Either refers to one of two options</w:t>
+      </w:r>
+    </w:p>
+    <w:p>
+      <w:pPr>
+        <w:spacing w:after="160"/>
+        <w:rPr>
+          <w:color w:val="000000"/>
+        </w:rPr>
+      </w:pPr>
+      <w:r>
+        <w:rPr>
+          <w:color w:val="000000"/>
+        </w:rPr>
+        <w:t>9. It means many teachers</w:t>
+      </w:r>
+    </w:p>
+    <w:p>
+      <w:pPr>
+        <w:spacing w:after="160"/>
+        <w:rPr>
+          <w:color w:val="000000"/>
+        </w:rPr>
+      </w:pPr>
+      <w:r>
+        <w:rPr>
+          <w:color w:val="000000"/>
+        </w:rPr>
+        <w:t>10. Worksheets are countable plural nouns</w:t>
+      </w:r>
+    </w:p>
+    <w:p>
+      <w:pPr>
+        <w:keepNext/>
+        <w:spacing w:before="240" w:after="80"/>
+        <w:rPr>
+          <w:b/>
+          <w:color w:val="000000"/>
+        </w:rPr>
+      </w:pPr>
+      <w:r>
+        <w:rPr>
+          <w:b/>
+          <w:color w:val="000000"/>
+        </w:rPr>
+        <w:t>PHẦN 10 – BÀI MẪU</w:t>
+      </w:r>
+    </w:p>
+    <w:p>
+      <w:pPr>
+        <w:rPr>
+          <w:b/>
+          <w:color w:val="000000"/>
+        </w:rPr>
+      </w:pPr>
+      <w:r>
+        <w:rPr>
+          <w:b/>
+          <w:color w:val="000000"/>
+        </w:rPr>
+        <w:t>Most students in our school use digital learning materials, but not all of them own a suitable device. Each learner receives an online account, and every account includes several free textbooks. Some students study at home; others use computers in the library. There are two support programs, and either option is free. Neither requires students to buy special software. A large number of teachers are available after class, while a great deal of technical information is provided online. The school has purchased another twenty tablets and plans to print fewer worksheets. With plenty of shared resources, most of the students can now participate fully in digital lessons.</w:t>
+      </w:r>
+    </w:p>
+    <w:p>
+      <w:pPr>
+        <w:rPr>
+          <w:color w:val="000000"/>
+        </w:rPr>
+      </w:pPr>
     </w:p>
     <w:sectPr>
       <w:pgSz w:w="11906" w:h="16838"/>
-      <w:pgMar w:top="1134" w:right="1134" w:bottom="1134" w:left="1134"/>
+      <w:pgMar w:top="1134" w:right="1134" w:bottom="1134" w:left="1134" w:header="720" w:footer="720" w:gutter="0"/>
+      <w:cols w:space="720"/>
     </w:sectPr>
   </w:body>
 </w:document>
